--- a/docs/demo/AUDIT_REPORT.docx
+++ b/docs/demo/AUDIT_REPORT.docx
@@ -246,7 +246,7 @@
                 <w:i w:val="0"/>
                 <w:sz w:val="18"/>
               </w:rPr>
-              <w:t xml:space="preserve"> · 86.4 s · 1920x1080 · 30 fps · silent</w:t>
+              <w:t xml:space="preserve"> · 89.2 s · 1920x1080 · 30 fps · silent</w:t>
             </w:r>
           </w:p>
         </w:tc>
@@ -288,7 +288,7 @@
                 <w:i w:val="0"/>
                 <w:sz w:val="18"/>
               </w:rPr>
-              <w:t>2026-10-14 14:20</w:t>
+              <w:t>2026-10-14 18:39</w:t>
             </w:r>
           </w:p>
         </w:tc>
@@ -1715,7 +1715,7 @@
                 <w:i w:val="0"/>
                 <w:sz w:val="14"/>
               </w:rPr>
-              <w:t>45–90 d lead</w:t>
+              <w:t>45–90 d to arrive</w:t>
             </w:r>
           </w:p>
         </w:tc>
@@ -1873,7 +1873,7 @@
                 <w:i w:val="0"/>
                 <w:sz w:val="14"/>
               </w:rPr>
-              <w:t>4,702 bulk orders</w:t>
+              <w:t>4,702 big orders</w:t>
             </w:r>
           </w:p>
         </w:tc>
@@ -2035,7 +2035,7 @@
                 <w:i w:val="0"/>
                 <w:sz w:val="14"/>
               </w:rPr>
-              <w:t>3–21 d notice / 3 to 21 days before they ship</w:t>
+              <w:t>booked 3–21 d ahead / 3 to 21 days before they ship</w:t>
             </w:r>
           </w:p>
         </w:tc>
@@ -2054,7 +2054,7 @@
                 <w:i w:val="0"/>
                 <w:sz w:val="14"/>
               </w:rPr>
-              <w:t>02, 04, 05</w:t>
+              <w:t>02, 04</w:t>
             </w:r>
           </w:p>
         </w:tc>
@@ -2355,7 +2355,7 @@
                 <w:i w:val="0"/>
                 <w:sz w:val="14"/>
               </w:rPr>
-              <w:t>84-day average / ADU 84 d / 84-d window</w:t>
+              <w:t>average daily sales, last 84 days / avg daily sales, 84 d / 84-d window</w:t>
             </w:r>
           </w:p>
         </w:tc>
@@ -2833,7 +2833,7 @@
                 <w:i w:val="0"/>
                 <w:sz w:val="14"/>
               </w:rPr>
-              <w:t>47% less stock / same fill rate / case + MOQ</w:t>
+              <w:t>47% less stock / same fill rate / full cases</w:t>
             </w:r>
           </w:p>
         </w:tc>
@@ -3793,7 +3793,7 @@
                 <w:i w:val="0"/>
                 <w:sz w:val="14"/>
               </w:rPr>
-              <w:t>1,096 d × 800 / 2023: 4.7% missing</w:t>
+              <w:t>1,096 days × 800 / 2023: 4.7% missing</w:t>
             </w:r>
           </w:p>
         </w:tc>
@@ -3955,7 +3955,7 @@
                 <w:i w:val="0"/>
                 <w:sz w:val="14"/>
               </w:rPr>
-              <w:t>+14–35 d holds</w:t>
+              <w:t>+14–35 d at port</w:t>
             </w:r>
           </w:p>
         </w:tc>
@@ -4113,7 +4113,7 @@
                 <w:i w:val="0"/>
                 <w:sz w:val="14"/>
               </w:rPr>
-              <w:t>ADU 84 d · LTF · VF / red · yellow · green / ≤ TOY? yes: up to TOG</w:t>
+              <w:t>avg daily sales, 84 d / red · yellow · green / ≤ yellow? yes: refill up to green, in full cases</w:t>
             </w:r>
           </w:p>
         </w:tc>
@@ -4275,7 +4275,7 @@
                 <w:i w:val="0"/>
                 <w:sz w:val="14"/>
               </w:rPr>
-              <w:t>4 classes · 180 d</w:t>
+              <w:t>4 classes · last 180 d</w:t>
             </w:r>
           </w:p>
         </w:tc>
@@ -4595,7 +4595,7 @@
                 <w:i w:val="0"/>
                 <w:sz w:val="14"/>
               </w:rPr>
-              <w:t>11 z · 8 red sizes</w:t>
+              <w:t>11 + 8 safety settings / Reorder point run at 11 safety settings, DDMRP at 8</w:t>
             </w:r>
           </w:p>
         </w:tc>
@@ -4614,7 +4614,7 @@
                 <w:i w:val="0"/>
                 <w:sz w:val="14"/>
               </w:rPr>
-              <w:t>05</w:t>
+              <w:t>05, 06</w:t>
             </w:r>
           </w:p>
         </w:tc>
@@ -4753,7 +4753,7 @@
                 <w:i w:val="0"/>
                 <w:sz w:val="14"/>
               </w:rPr>
-              <w:t>+ 3 fresh ranges / 4 ranges</w:t>
+              <w:t>+ 3 new datasets / 4 datasets</w:t>
             </w:r>
           </w:p>
         </w:tc>
@@ -5254,7 +5254,7 @@
                 <w:i w:val="0"/>
                 <w:sz w:val="14"/>
               </w:rPr>
-              <w:t>05, 06, 08</w:t>
+              <w:t>05, 06, 08, 09</w:t>
             </w:r>
           </w:p>
         </w:tc>
@@ -8435,7 +8435,7 @@
                 <w:i w:val="0"/>
                 <w:sz w:val="14"/>
               </w:rPr>
-              <w:t>96.61% · 39.9 d</w:t>
+              <w:t>2.49 M / 2.50 M / 1.54 M</w:t>
             </w:r>
           </w:p>
         </w:tc>
@@ -8493,7 +8493,7 @@
                 <w:i w:val="0"/>
                 <w:sz w:val="14"/>
               </w:rPr>
-              <w:t>policies.DDMRP.year_2</w:t>
+              <w:t>policies['reorder point (tuned)' | 'DDMRP, no order-spike visibility' | 'DDMRP'].year_2.lost_sales_value</w:t>
             </w:r>
           </w:p>
         </w:tc>
@@ -8512,7 +8512,7 @@
                 <w:i w:val="0"/>
                 <w:sz w:val="14"/>
               </w:rPr>
-              <w:t>-</w:t>
+              <w:t>/ 1e6, 2 decimals</w:t>
             </w:r>
           </w:p>
         </w:tc>
@@ -8593,7 +8593,7 @@
                 <w:i w:val="0"/>
                 <w:sz w:val="14"/>
               </w:rPr>
-              <w:t>94.49% · 39.8 d</w:t>
+              <w:t>about 40 days of stock / ~40 days of stock</w:t>
             </w:r>
           </w:p>
         </w:tc>
@@ -8654,7 +8654,7 @@
                 <w:i w:val="0"/>
                 <w:sz w:val="14"/>
               </w:rPr>
-              <w:t>policies['DDMRP, no order-spike visibility'].year_2</w:t>
+              <w:t>policies[*].year_2.dio_days</w:t>
             </w:r>
           </w:p>
         </w:tc>
@@ -8674,7 +8674,7 @@
                 <w:i w:val="0"/>
                 <w:sz w:val="14"/>
               </w:rPr>
-              <w:t>-</w:t>
+              <w:t>each within 40 ± 0.5 days</w:t>
             </w:r>
           </w:p>
         </w:tc>
@@ -8694,7 +8694,7 @@
                 <w:i w:val="0"/>
                 <w:sz w:val="14"/>
               </w:rPr>
-              <w:t>direct</w:t>
+              <w:t>derived</w:t>
             </w:r>
           </w:p>
         </w:tc>
@@ -8755,7 +8755,7 @@
                 <w:i w:val="0"/>
                 <w:sz w:val="14"/>
               </w:rPr>
-              <w:t>94.51% · 40.1 d</w:t>
+              <w:t>−38%</w:t>
             </w:r>
           </w:p>
         </w:tc>
@@ -8794,7 +8794,7 @@
                 <w:i w:val="0"/>
                 <w:sz w:val="11"/>
               </w:rPr>
-              <w:t>outputs/results.json; config.py:59</w:t>
+              <w:t>outputs/results.json</w:t>
             </w:r>
           </w:p>
         </w:tc>
@@ -8813,7 +8813,7 @@
                 <w:i w:val="0"/>
                 <w:sz w:val="14"/>
               </w:rPr>
-              <w:t>policies['reorder point (tuned)'].year_2</w:t>
+              <w:t>F-49</w:t>
             </w:r>
           </w:p>
         </w:tc>
@@ -8832,7 +8832,7 @@
                 <w:i w:val="0"/>
                 <w:sz w:val="14"/>
               </w:rPr>
-              <w:t>-</w:t>
+              <w:t>1.5405 / 2.5026 - 1 = -38.4%; 1.5405 / 2.4906 - 1 = -38.1%</w:t>
             </w:r>
           </w:p>
         </w:tc>
@@ -8851,7 +8851,7 @@
                 <w:i w:val="0"/>
                 <w:sz w:val="14"/>
               </w:rPr>
-              <w:t>direct</w:t>
+              <w:t>derived</w:t>
             </w:r>
           </w:p>
         </w:tc>
@@ -8913,7 +8913,7 @@
                 <w:i w:val="0"/>
                 <w:sz w:val="14"/>
               </w:rPr>
-              <w:t>13.6% of demand value</w:t>
+              <w:t>policies.py: an order of at least half the red zone, due within the lead time, cuts net flow at once. On by default.</w:t>
             </w:r>
           </w:p>
         </w:tc>
@@ -8954,7 +8954,7 @@
                 <w:i w:val="0"/>
                 <w:sz w:val="11"/>
               </w:rPr>
-              <w:t>outputs/results.json</w:t>
+              <w:t>src/ddmrp_buffers/policies.py:39-47, 119, 160-165; config.py:39; tests/test_simulation.py:79-97</w:t>
             </w:r>
           </w:p>
         </w:tc>
@@ -8974,7 +8974,7 @@
                 <w:i w:val="0"/>
                 <w:sz w:val="14"/>
               </w:rPr>
-              <w:t>dataset.bulk_share_of_simulated_demand_value = 0.13556</w:t>
+              <w:t>Context.open_spikes, Ddmrp.use_spikes, spike_threshold_share = 0.5</w:t>
             </w:r>
           </w:p>
         </w:tc>
@@ -8994,7 +8994,7 @@
                 <w:i w:val="0"/>
                 <w:sz w:val="14"/>
               </w:rPr>
-              <w:t>x 100</w:t>
+              <w:t>-</w:t>
             </w:r>
           </w:p>
         </w:tc>
@@ -9075,7 +9075,7 @@
                 <w:i w:val="0"/>
                 <w:sz w:val="14"/>
               </w:rPr>
-              <w:t>about 70%</w:t>
+              <w:t>52.1 vs 65.9 days</w:t>
             </w:r>
           </w:p>
         </w:tc>
@@ -9133,7 +9133,7 @@
                 <w:i w:val="0"/>
                 <w:sz w:val="14"/>
               </w:rPr>
-              <w:t>legacy DIO, matched-service DIO of reorder point and DDMRP</w:t>
+              <w:t>matched_service.dio_at_target</w:t>
             </w:r>
           </w:p>
         </w:tc>
@@ -9152,7 +9152,7 @@
                 <w:i w:val="0"/>
                 <w:sz w:val="14"/>
               </w:rPr>
-              <w:t>(97.64 - 65.89) / (97.64 - 52.14) = 0.698</w:t>
+              <w:t>-</w:t>
             </w:r>
           </w:p>
         </w:tc>
@@ -9171,7 +9171,7 @@
                 <w:i w:val="0"/>
                 <w:sz w:val="14"/>
               </w:rPr>
-              <w:t>derived</w:t>
+              <w:t>direct</w:t>
             </w:r>
           </w:p>
         </w:tc>
@@ -9690,7 +9690,7 @@
         <w:pStyle w:val="Heading2"/>
       </w:pPr>
       <w:r>
-        <w:t>2. Automated check run (2026-10-14 14:20)</w:t>
+        <w:t>2. Automated check run (2026-10-14 18:39)</w:t>
       </w:r>
     </w:p>
     <w:tbl>
@@ -13817,7 +13817,7 @@
                 <w:i w:val="0"/>
                 <w:sz w:val="12"/>
               </w:rPr>
-              <w:t>96.61% · 39.9 d</w:t>
+              <w:t>2.49 M / 2.50 M / 1.54 M</w:t>
             </w:r>
           </w:p>
         </w:tc>
@@ -13837,7 +13837,7 @@
                 <w:i w:val="0"/>
                 <w:sz w:val="12"/>
               </w:rPr>
-              <w:t>96.61% · 39.9 d</w:t>
+              <w:t>2.49 M / 2.50 M / 1.54 M</w:t>
             </w:r>
           </w:p>
         </w:tc>
@@ -13900,7 +13900,7 @@
                 <w:i w:val="0"/>
                 <w:sz w:val="12"/>
               </w:rPr>
-              <w:t>94.49% · 39.8 d</w:t>
+              <w:t>true</w:t>
             </w:r>
           </w:p>
         </w:tc>
@@ -13921,7 +13921,7 @@
                 <w:i w:val="0"/>
                 <w:sz w:val="12"/>
               </w:rPr>
-              <w:t>94.49% · 39.8 d</w:t>
+              <w:t>true</w:t>
             </w:r>
           </w:p>
         </w:tc>
@@ -13983,7 +13983,7 @@
                 <w:i w:val="0"/>
                 <w:sz w:val="12"/>
               </w:rPr>
-              <w:t>94.51% · 40.1 d</w:t>
+              <w:t>-38%</w:t>
             </w:r>
           </w:p>
         </w:tc>
@@ -14003,7 +14003,7 @@
                 <w:i w:val="0"/>
                 <w:sz w:val="12"/>
               </w:rPr>
-              <w:t>94.51% · 40.1 d</w:t>
+              <w:t>-38%</w:t>
             </w:r>
           </w:p>
         </w:tc>
@@ -14066,7 +14066,7 @@
                 <w:i w:val="0"/>
                 <w:sz w:val="12"/>
               </w:rPr>
-              <w:t>13.6%</w:t>
+              <w:t>true</w:t>
             </w:r>
           </w:p>
         </w:tc>
@@ -14087,7 +14087,7 @@
                 <w:i w:val="0"/>
                 <w:sz w:val="12"/>
               </w:rPr>
-              <w:t>13.6%</w:t>
+              <w:t>true</w:t>
             </w:r>
           </w:p>
         </w:tc>
@@ -14149,7 +14149,7 @@
                 <w:i w:val="0"/>
                 <w:sz w:val="12"/>
               </w:rPr>
-              <w:t>70%</w:t>
+              <w:t>52.1 vs 65.9</w:t>
             </w:r>
           </w:p>
         </w:tc>
@@ -14169,7 +14169,7 @@
                 <w:i w:val="0"/>
                 <w:sz w:val="12"/>
               </w:rPr>
-              <w:t>70%</w:t>
+              <w:t>52.1 vs 65.9</w:t>
             </w:r>
           </w:p>
         </w:tc>
@@ -14761,7 +14761,7 @@
                 <w:i w:val="0"/>
                 <w:sz w:val="15"/>
               </w:rPr>
-              <w:t>F-08, F-09, F-16, F-17, F-18, F-36, F-37, F-38, F-49, F-50, F-51, F-52</w:t>
+              <w:t>F-08, F-09, F-16, F-17, F-18, F-36, F-37, F-38, F-49, F-51</w:t>
             </w:r>
           </w:p>
         </w:tc>
@@ -14861,7 +14861,7 @@
                 <w:i w:val="0"/>
                 <w:sz w:val="15"/>
               </w:rPr>
-              <w:t>F-18, F-29, F-33, F-34, F-43, F-44, F-49, F-50, F-51, F-53</w:t>
+              <w:t>F-18, F-29, F-33, F-34, F-43, F-44, F-49, F-51, F-53</w:t>
             </w:r>
           </w:p>
         </w:tc>
@@ -14964,7 +14964,7 @@
                 <w:i w:val="0"/>
                 <w:sz w:val="15"/>
               </w:rPr>
-              <w:t>F-07, F-21, F-33, F-34, F-41, F-44, F-49, F-50, F-51</w:t>
+              <w:t>F-07, F-21, F-33, F-34, F-41, F-44, F-49, F-50, F-51, F-53</w:t>
             </w:r>
           </w:p>
         </w:tc>
@@ -15064,7 +15064,7 @@
                 <w:i w:val="0"/>
                 <w:sz w:val="15"/>
               </w:rPr>
-              <w:t>F-11, F-12, F-22, F-33, F-34, F-36, F-37, F-38, F-40, F-42, F-43, F-44, F-49, F-50</w:t>
+              <w:t>F-11, F-12, F-22, F-33, F-34, F-36, F-37, F-38, F-40, F-42, F-43, F-44, F-49, F-50, F-51, F-52, F-53</w:t>
             </w:r>
           </w:p>
         </w:tc>
@@ -15267,7 +15267,7 @@
                 <w:i w:val="0"/>
                 <w:sz w:val="15"/>
               </w:rPr>
-              <w:t>F-25, F-27, F-33, F-34, F-43, F-44, F-51, F-53</w:t>
+              <w:t>F-25, F-27, F-33, F-34, F-43, F-44, F-49, F-50, F-53</w:t>
             </w:r>
           </w:p>
         </w:tc>
@@ -15837,7 +15837,7 @@
                 <w:i w:val="0"/>
                 <w:sz w:val="15"/>
               </w:rPr>
-              <w:t>Video rounding: days to 1 decimal, fill rates to 2 decimals, headline percentages to whole numbers, money to 0.1 M or whole units; '~20 s', 'about 70%' and '60%' are rounded labels.</w:t>
+              <w:t>Video rounding: days to 1 decimal, fill rates to 2 decimals, headline percentages to whole numbers, money to 0.01 M, 0.1 M or whole units; '~20 s', 'about 40 days' and '60%' are rounded labels.</w:t>
             </w:r>
           </w:p>
         </w:tc>
@@ -15876,7 +15876,7 @@
                 <w:i w:val="0"/>
                 <w:sz w:val="15"/>
               </w:rPr>
-              <w:t>F-04, F-05, F-06, F-10, F-14, F-20, F-34, F-43, F-46, F-52, F-53</w:t>
+              <w:t>F-04, F-05, F-06, F-10, F-14, F-20, F-34, F-43, F-46, F-49, F-50, F-51</w:t>
             </w:r>
           </w:p>
         </w:tc>
@@ -16145,6 +16145,21 @@
           <w:color w:val="4B5563"/>
           <w:sz w:val="18"/>
         </w:rPr>
+        <w:t>A SKU is one product in one pack size. Who buys stock this way, and the four problems they run into.</w:t>
+      </w:r>
+    </w:p>
+    <w:p>
+      <w:pPr>
+        <w:spacing w:after="20"/>
+        <w:ind w:left="283"/>
+      </w:pPr>
+      <w:r>
+        <w:rPr>
+          <w:b w:val="0"/>
+          <w:i w:val="0"/>
+          <w:color w:val="4B5563"/>
+          <w:sz w:val="18"/>
+        </w:rPr>
         <w:t>WHO LIVES WITH THIS · Lubricant &amp; chemical distributors · Industrial spare parts · Auto-parts wholesale</w:t>
       </w:r>
     </w:p>
@@ -16160,7 +16175,7 @@
           <w:color w:val="4B5563"/>
           <w:sz w:val="18"/>
         </w:rPr>
-        <w:t>01 Min-max levels set once a year — Stale by the time demand shifts</w:t>
+        <w:t>01 Reorder levels (min-max) set once a year — Stale by the time demand shifts</w:t>
       </w:r>
     </w:p>
     <w:p>
@@ -16629,7 +16644,7 @@
           <w:i w:val="0"/>
           <w:sz w:val="18"/>
         </w:rPr>
-        <w:t>To change this slide: Edit the chips (#ctx-c1..3) and cards (#ctx-k1..4) in compositions/s01-context.html.</w:t>
+        <w:t>To change this slide: Edit the subtitle (#ctx-sub), chips (#ctx-c1..3) and cards (#ctx-k1..4) in compositions/s01-context.html.</w:t>
       </w:r>
     </w:p>
     <w:p>
@@ -16653,7 +16668,7 @@
           <w:color w:val="4B5563"/>
           <w:sz w:val="18"/>
         </w:rPr>
-        <w:t xml:space="preserve">6.8-11.6 s · composition </w:t>
+        <w:t xml:space="preserve">6.8-12.0 s · composition </w:t>
       </w:r>
       <w:r>
         <w:rPr>
@@ -16744,6 +16759,21 @@
           <w:color w:val="4B5563"/>
           <w:sz w:val="18"/>
         </w:rPr>
+        <w:t>The project in one line: a big, overstocked range where most products sell on only a few days.</w:t>
+      </w:r>
+    </w:p>
+    <w:p>
+      <w:pPr>
+        <w:spacing w:after="20"/>
+        <w:ind w:left="283"/>
+      </w:pPr>
+      <w:r>
+        <w:rPr>
+          <w:b w:val="0"/>
+          <w:i w:val="0"/>
+          <w:color w:val="4B5563"/>
+          <w:sz w:val="18"/>
+        </w:rPr>
         <w:t>800 SKUs, 21.5M in stock. 172 days of cover. Cut it without losing customers.</w:t>
       </w:r>
     </w:p>
@@ -16759,7 +16789,22 @@
           <w:color w:val="4B5563"/>
           <w:sz w:val="18"/>
         </w:rPr>
-        <w:t>26% imports, 45–90 d lead · 4,702 bulk orders, 3–21 d notice · 60% of SKU-days sell nothing</w:t>
+        <w:t>26% imported, 45–90 d to arrive · 4,702 big orders, booked 3–21 d ahead · 60% of SKU-days sell nothing</w:t>
+      </w:r>
+    </w:p>
+    <w:p>
+      <w:pPr>
+        <w:spacing w:after="20"/>
+        <w:ind w:left="283"/>
+      </w:pPr>
+      <w:r>
+        <w:rPr>
+          <w:b w:val="0"/>
+          <w:i w:val="0"/>
+          <w:color w:val="4B5563"/>
+          <w:sz w:val="18"/>
+        </w:rPr>
+        <w:t>Days of cover = how long today's stock would last at normal sales. Fewer days = less cash tied up.</w:t>
       </w:r>
     </w:p>
     <w:p>
@@ -17373,7 +17418,7 @@
                 <w:i w:val="0"/>
                 <w:sz w:val="15"/>
               </w:rPr>
-              <w:t>45–90 d lead</w:t>
+              <w:t>45–90 d to arrive</w:t>
             </w:r>
           </w:p>
         </w:tc>
@@ -17482,7 +17527,7 @@
                 <w:i w:val="0"/>
                 <w:sz w:val="15"/>
               </w:rPr>
-              <w:t>4,702 bulk orders</w:t>
+              <w:t>4,702 big orders</w:t>
             </w:r>
           </w:p>
         </w:tc>
@@ -17592,7 +17637,7 @@
                 <w:i w:val="0"/>
                 <w:sz w:val="15"/>
               </w:rPr>
-              <w:t>3–21 d notice / 3 to 21 days before they ship</w:t>
+              <w:t>booked 3–21 d ahead / 3 to 21 days before they ship</w:t>
             </w:r>
           </w:p>
         </w:tc>
@@ -17825,7 +17870,7 @@
           <w:i w:val="0"/>
           <w:sz w:val="18"/>
         </w:rPr>
-        <w:t>To change this slide: Headline spans #hook-l1..l3 and chips #hook-f1..f3 in compositions/s02-hook.html; numbers from outputs/results.json (dataset, opening_*).</w:t>
+        <w:t>To change this slide: Headline spans #hook-l1..l3, chips #hook-f1..f3 and the definition line #hook-def in compositions/s02-hook.html; numbers from outputs/results.json (dataset, opening_*).</w:t>
       </w:r>
     </w:p>
     <w:p>
@@ -17849,7 +17894,7 @@
           <w:color w:val="4B5563"/>
           <w:sz w:val="18"/>
         </w:rPr>
-        <w:t xml:space="preserve">11.3-19.3 s · composition </w:t>
+        <w:t xml:space="preserve">11.7-19.7 s · composition </w:t>
       </w:r>
       <w:r>
         <w:rPr>
@@ -17955,7 +18000,22 @@
           <w:color w:val="4B5563"/>
           <w:sz w:val="18"/>
         </w:rPr>
-        <w:t>SALES HISTORY 800 SKUs, every day → [EVERY 7 DAYS: DEMAND RATE 84-day average → BUFFERS red, yellow and green zones] → [EVERY DAY: NET FLOW stock + incoming − big orders → REORDER fill back up to green] → ORDERS OUT ✓ 47% less stock ✓ same fill rate ✓ case + MOQ</w:t>
+        <w:t>Read left to right. Fill rate = share of demand shipped on the day it was due; higher is better.</w:t>
+      </w:r>
+    </w:p>
+    <w:p>
+      <w:pPr>
+        <w:spacing w:after="20"/>
+        <w:ind w:left="283"/>
+      </w:pPr>
+      <w:r>
+        <w:rPr>
+          <w:b w:val="0"/>
+          <w:i w:val="0"/>
+          <w:color w:val="4B5563"/>
+          <w:sz w:val="18"/>
+        </w:rPr>
+        <w:t>SALES HISTORY 800 SKUs, every day → [EVERY 7 DAYS: DEMAND RATE average daily sales, last 84 days → BUFFERS red, yellow and green zones] → [EVERY DAY: NET FLOW stock + incoming − big orders → REORDER fill back up to green] → ORDERS OUT ✓ 47% less stock ✓ same fill rate ✓ full cases</w:t>
       </w:r>
     </w:p>
     <w:p>
@@ -18255,7 +18315,7 @@
                 <w:i w:val="0"/>
                 <w:sz w:val="15"/>
               </w:rPr>
-              <w:t>84-day average / ADU 84 d / 84-d window</w:t>
+              <w:t>average daily sales, last 84 days / avg daily sales, 84 d / 84-d window</w:t>
             </w:r>
           </w:p>
         </w:tc>
@@ -18584,7 +18644,7 @@
                 <w:i w:val="0"/>
                 <w:sz w:val="15"/>
               </w:rPr>
-              <w:t>47% less stock / same fill rate / case + MOQ</w:t>
+              <w:t>47% less stock / same fill rate / full cases</w:t>
             </w:r>
           </w:p>
         </w:tc>
@@ -18713,13 +18773,27 @@
       </w:r>
     </w:p>
     <w:p>
+      <w:pPr>
+        <w:spacing w:after="20"/>
+        <w:ind w:left="283"/>
+      </w:pPr>
       <w:r>
         <w:rPr>
           <w:b w:val="0"/>
           <w:i w:val="0"/>
           <w:sz w:val="18"/>
         </w:rPr>
-        <w:t>To change this slide: Edit CONFIG in compositions/explainer.html; badge truth from outputs/results.json matched_service (F-14).</w:t>
+        <w:t>• 'full cases' shortens the rounding rule: order quantities are rounded up to the case size and the minimum order quantity.</w:t>
+      </w:r>
+    </w:p>
+    <w:p>
+      <w:r>
+        <w:rPr>
+          <w:b w:val="0"/>
+          <w:i w:val="0"/>
+          <w:sz w:val="18"/>
+        </w:rPr>
+        <w:t>To change this slide: Edit CONFIG and the #ex-a-sub line in compositions/explainer.html; badge truth from outputs/results.json matched_service (F-14).</w:t>
       </w:r>
     </w:p>
     <w:p>
@@ -18743,7 +18817,7 @@
           <w:color w:val="4B5563"/>
           <w:sz w:val="18"/>
         </w:rPr>
-        <w:t xml:space="preserve">19.3-26.3 s · composition </w:t>
+        <w:t xml:space="preserve">19.7-26.7 s · composition </w:t>
       </w:r>
       <w:r>
         <w:rPr>
@@ -18849,6 +18923,21 @@
           <w:color w:val="4B5563"/>
           <w:sz w:val="18"/>
         </w:rPr>
+        <w:t>Net flow = the stock you can really count on. At yellow or below, reorder up to the top of green.</w:t>
+      </w:r>
+    </w:p>
+    <w:p>
+      <w:pPr>
+        <w:spacing w:after="20"/>
+        <w:ind w:left="283"/>
+      </w:pPr>
+      <w:r>
+        <w:rPr>
+          <w:b w:val="0"/>
+          <w:i w:val="0"/>
+          <w:color w:val="4B5563"/>
+          <w:sz w:val="18"/>
+        </w:rPr>
         <w:t>Fleet customers book big orders early — 3 to 21 days before they ship</w:t>
       </w:r>
     </w:p>
@@ -18924,7 +19013,7 @@
           <w:color w:val="4B5563"/>
           <w:sz w:val="18"/>
         </w:rPr>
-        <w:t>Switch it off and DDMRP falls to the reorder point's fill rate: 94.49% vs 94.51% (year 2).</w:t>
+        <w:t>Without this step, DDMRP only matches a classic reorder point: fill rate 94.49% vs 94.51% (year 2).</w:t>
       </w:r>
     </w:p>
     <w:p>
@@ -19100,7 +19189,7 @@
                 <w:i w:val="0"/>
                 <w:sz w:val="15"/>
               </w:rPr>
-              <w:t>3–21 d notice / 3 to 21 days before they ship</w:t>
+              <w:t>booked 3–21 d ahead / 3 to 21 days before they ship</w:t>
             </w:r>
           </w:p>
         </w:tc>
@@ -19683,7 +19772,7 @@
           <w:color w:val="4B5563"/>
           <w:sz w:val="18"/>
         </w:rPr>
-        <w:t xml:space="preserve">26.0-40.8 s · composition </w:t>
+        <w:t xml:space="preserve">26.4-41.2 s · composition </w:t>
       </w:r>
       <w:r>
         <w:rPr>
@@ -19813,7 +19902,7 @@
           <w:color w:val="4B5563"/>
           <w:sz w:val="18"/>
         </w:rPr>
-        <w:t>1 SOURCES: Generator (generate_data.py, seed 20240101) → skus.csv 800 · LT · MOQ · demand.csv.gz 1,096 d × 800 · bulk_orders.csv 4,702 · 3–21 d · 2023: 4.7% missing</w:t>
+        <w:t>Each box is a file or function in the repo. Read left to right: data, weekly buffers, daily orders, scoring.</w:t>
       </w:r>
     </w:p>
     <w:p>
@@ -19828,7 +19917,7 @@
           <w:color w:val="4B5563"/>
           <w:sz w:val="18"/>
         </w:rPr>
-        <w:t>2 LOAD: Load range (data.load(), → Dataset) · Sim context (context(), LT · MOQ · cost) · Lead times (simulate.py, +14–35 d holds)</w:t>
+        <w:t>1 SOURCES: Generator (generate_data.py, seed 20240101) → skus.csv 800 SKUs · demand.csv.gz 1,096 days × 800 · bulk_orders.csv 4,702 big orders · 2023: 4.7% missing</w:t>
       </w:r>
     </w:p>
     <w:p>
@@ -19843,7 +19932,7 @@
           <w:color w:val="4B5563"/>
           <w:sz w:val="18"/>
         </w:rPr>
-        <w:t>3 POLICY LOGIC: Buffer sizing (buffers.py, ADU 84 d · LTF · VF, red · yellow · green) · Slow movers (classify.py, 4 classes · 180 d) · Policies (policies.py, legacy · ROP · DDMRP) · Set by hand (config.py, factors, windows)</w:t>
+        <w:t>2 LOAD: Load range (data.load(), → Dataset) · Sim context (context(), lead time · cost) · Lead times (simulate.py, +14–35 d at port)</w:t>
       </w:r>
     </w:p>
     <w:p>
@@ -19858,7 +19947,7 @@
           <w:color w:val="4B5563"/>
           <w:sz w:val="18"/>
         </w:rPr>
-        <w:t>4 DECIDE + SIMULATE: Net-flow decision (Ddmrp.order(): on hand + on order − customer orders placed; ≤ TOY? yes: up to TOG; round to MOQ · case) · Daily loop (simulate.py: receive → ship → order; unfilled demand = lost; day 0→731 / 731, 800 SKUs) · alternate rules (spikes off (ablation); dormant: buy to order)</w:t>
+        <w:t>3 POLICY LOGIC: Buffer sizing (buffers.py, avg daily sales, 84 d; red · yellow · green) · Slow movers (classify.py, 4 classes · last 180 d) · Policies (policies.py, 3 rules, incl. DDMRP) · Set by hand (config.py, factors, windows)</w:t>
       </w:r>
     </w:p>
     <w:p>
@@ -19873,7 +19962,7 @@
           <w:color w:val="4B5563"/>
           <w:sz w:val="18"/>
         </w:rPr>
-        <w:t>5 EVALUATE: KPIs (metrics.kpis(): DIO · value fill rate, stockouts · POs) · Matched service (metrics.py: DIO @ legacy 98.46%) · outputs/ (results.json · csv, charts.py → 3 PNG) · Sweep + seeds (cli.py: 11 z · 8 red sizes, + 3 fresh ranges) · 90 runs in ≈ 20 s</w:t>
+        <w:t>4 DECIDE + SIMULATE: Net-flow decision (Ddmrp.order(): on hand + on order − customer orders placed; ≤ yellow? yes: refill; up to green, in full cases) · Daily loop (simulate.py: receive → ship → order; unfilled demand = lost; day 0→731 / 731, 800 SKUs) · alternate rules (test: big orders ignored; unsold items: buy on order)</w:t>
       </w:r>
     </w:p>
     <w:p>
@@ -19888,7 +19977,22 @@
           <w:color w:val="4B5563"/>
           <w:sz w:val="18"/>
         </w:rPr>
-        <w:t>Edge labels: make data · open bulk orders, daily · 84-d window · weekly · realised lead time · zones · order qty · stock · ×90</w:t>
+        <w:t>5 EVALUATE: KPIs (metrics.kpis(): stock days · fill rate, stockouts · orders) · Matched service (metrics.py: days at today's 98.46%) · outputs/ (results.json · csv, charts.py → 3 charts) · Sweep + seeds (cli.py: 11 + 8 safety settings, + 3 new datasets) · 90 runs in ≈ 20 s</w:t>
+      </w:r>
+    </w:p>
+    <w:p>
+      <w:pPr>
+        <w:spacing w:after="20"/>
+        <w:ind w:left="283"/>
+      </w:pPr>
+      <w:r>
+        <w:rPr>
+          <w:b w:val="0"/>
+          <w:i w:val="0"/>
+          <w:color w:val="4B5563"/>
+          <w:sz w:val="18"/>
+        </w:rPr>
+        <w:t>Edge labels: make data · open big orders, daily · 84-d window · weekly · realised lead time · zones · order qty · stock · ×90</w:t>
       </w:r>
     </w:p>
     <w:p>
@@ -19918,7 +20022,7 @@
           <w:color w:val="4B5563"/>
           <w:sz w:val="18"/>
         </w:rPr>
-        <w:t>Second phase (38.0-40.8 s): critical path: bulk order → net flow → fill rate (bulk_orders.csv → data.load() → context() → Ddmrp.order() → daily loop → KPIs → matched service → outputs/)</w:t>
+        <w:t>Second phase (38.4-41.2 s): critical path: big order → net flow → fill rate (bulk_orders.csv → data.load() → context() → Ddmrp.order() → daily loop → KPIs → matched service → outputs/); other boxes stay at 75% opacity</w:t>
       </w:r>
     </w:p>
     <w:p>
@@ -20203,7 +20307,7 @@
                 <w:i w:val="0"/>
                 <w:sz w:val="15"/>
               </w:rPr>
-              <w:t>4,702 bulk orders</w:t>
+              <w:t>4,702 big orders</w:t>
             </w:r>
           </w:p>
         </w:tc>
@@ -20294,7 +20398,7 @@
                 <w:i w:val="0"/>
                 <w:sz w:val="12"/>
               </w:rPr>
-              <w:t>F-09</w:t>
+              <w:t>F-11</w:t>
             </w:r>
           </w:p>
         </w:tc>
@@ -20313,7 +20417,7 @@
                 <w:i w:val="0"/>
                 <w:sz w:val="15"/>
               </w:rPr>
-              <w:t>3–21 d notice / 3 to 21 days before they ship</w:t>
+              <w:t>average daily sales, last 84 days / avg daily sales, 84 d / 84-d window</w:t>
             </w:r>
           </w:p>
         </w:tc>
@@ -20333,7 +20437,7 @@
                 <w:i w:val="0"/>
                 <w:sz w:val="12"/>
               </w:rPr>
-              <w:t>data/bulk_orders.csv</w:t>
+              <w:t>src/ddmrp_buffers/config.py:24</w:t>
             </w:r>
             <w:r>
               <w:rPr>
@@ -20341,7 +20445,7 @@
                 <w:i w:val="0"/>
                 <w:sz w:val="15"/>
               </w:rPr>
-              <w:t xml:space="preserve"> · due_date - placed_date (min, max)</w:t>
+              <w:t xml:space="preserve"> · adu_window_days = 84</w:t>
             </w:r>
           </w:p>
         </w:tc>
@@ -20402,7 +20506,7 @@
                 <w:i w:val="0"/>
                 <w:sz w:val="12"/>
               </w:rPr>
-              <w:t>F-11</w:t>
+              <w:t>F-12</w:t>
             </w:r>
           </w:p>
         </w:tc>
@@ -20422,7 +20526,7 @@
                 <w:i w:val="0"/>
                 <w:sz w:val="15"/>
               </w:rPr>
-              <w:t>84-day average / ADU 84 d / 84-d window</w:t>
+              <w:t>EVERY 7 DAYS / weekly</w:t>
             </w:r>
           </w:p>
         </w:tc>
@@ -20443,7 +20547,7 @@
                 <w:i w:val="0"/>
                 <w:sz w:val="12"/>
               </w:rPr>
-              <w:t>src/ddmrp_buffers/config.py:24</w:t>
+              <w:t>src/ddmrp_buffers/config.py:25; policies.py:154</w:t>
             </w:r>
             <w:r>
               <w:rPr>
@@ -20451,7 +20555,7 @@
                 <w:i w:val="0"/>
                 <w:sz w:val="15"/>
               </w:rPr>
-              <w:t xml:space="preserve"> · adu_window_days = 84</w:t>
+              <w:t xml:space="preserve"> · recalc_every_days = 7</w:t>
             </w:r>
           </w:p>
         </w:tc>
@@ -20513,7 +20617,7 @@
                 <w:i w:val="0"/>
                 <w:sz w:val="12"/>
               </w:rPr>
-              <w:t>F-12</w:t>
+              <w:t>F-13</w:t>
             </w:r>
           </w:p>
         </w:tc>
@@ -20532,7 +20636,7 @@
                 <w:i w:val="0"/>
                 <w:sz w:val="15"/>
               </w:rPr>
-              <w:t>EVERY 7 DAYS / weekly</w:t>
+              <w:t>EVERY DAY / all 800 SKUs, daily / per-day call</w:t>
             </w:r>
           </w:p>
         </w:tc>
@@ -20552,7 +20656,7 @@
                 <w:i w:val="0"/>
                 <w:sz w:val="12"/>
               </w:rPr>
-              <w:t>src/ddmrp_buffers/config.py:25; policies.py:154</w:t>
+              <w:t>src/ddmrp_buffers/simulate.py:77-88</w:t>
             </w:r>
             <w:r>
               <w:rPr>
@@ -20560,7 +20664,7 @@
                 <w:i w:val="0"/>
                 <w:sz w:val="15"/>
               </w:rPr>
-              <w:t xml:space="preserve"> · recalc_every_days = 7</w:t>
+              <w:t xml:space="preserve"> · for t in range(n_days): ... policy.order(...)</w:t>
             </w:r>
           </w:p>
         </w:tc>
@@ -20621,7 +20725,7 @@
                 <w:i w:val="0"/>
                 <w:sz w:val="12"/>
               </w:rPr>
-              <w:t>F-13</w:t>
+              <w:t>F-19</w:t>
             </w:r>
           </w:p>
         </w:tc>
@@ -20641,7 +20745,7 @@
                 <w:i w:val="0"/>
                 <w:sz w:val="15"/>
               </w:rPr>
-              <w:t>EVERY DAY / all 800 SKUs, daily / per-day call</w:t>
+              <w:t>seed 20240101</w:t>
             </w:r>
           </w:p>
         </w:tc>
@@ -20662,7 +20766,7 @@
                 <w:i w:val="0"/>
                 <w:sz w:val="12"/>
               </w:rPr>
-              <w:t>src/ddmrp_buffers/simulate.py:77-88</w:t>
+              <w:t>src/ddmrp_buffers/config.py:8</w:t>
             </w:r>
             <w:r>
               <w:rPr>
@@ -20670,7 +20774,7 @@
                 <w:i w:val="0"/>
                 <w:sz w:val="15"/>
               </w:rPr>
-              <w:t xml:space="preserve"> · for t in range(n_days): ... policy.order(...)</w:t>
+              <w:t xml:space="preserve"> · SEED</w:t>
             </w:r>
           </w:p>
         </w:tc>
@@ -20732,7 +20836,7 @@
                 <w:i w:val="0"/>
                 <w:sz w:val="12"/>
               </w:rPr>
-              <w:t>F-19</w:t>
+              <w:t>F-20</w:t>
             </w:r>
           </w:p>
         </w:tc>
@@ -20751,7 +20855,7 @@
                 <w:i w:val="0"/>
                 <w:sz w:val="15"/>
               </w:rPr>
-              <w:t>seed 20240101</w:t>
+              <w:t>1,096 days × 800 / 2023: 4.7% missing</w:t>
             </w:r>
           </w:p>
         </w:tc>
@@ -20771,7 +20875,7 @@
                 <w:i w:val="0"/>
                 <w:sz w:val="12"/>
               </w:rPr>
-              <w:t>src/ddmrp_buffers/config.py:8</w:t>
+              <w:t>outputs/results.json</w:t>
             </w:r>
             <w:r>
               <w:rPr>
@@ -20779,7 +20883,7 @@
                 <w:i w:val="0"/>
                 <w:sz w:val="15"/>
               </w:rPr>
-              <w:t xml:space="preserve"> · SEED</w:t>
+              <w:t xml:space="preserve"> · dataset.days_total, dataset.history_missing_share</w:t>
             </w:r>
           </w:p>
         </w:tc>
@@ -20840,7 +20944,7 @@
                 <w:i w:val="0"/>
                 <w:sz w:val="12"/>
               </w:rPr>
-              <w:t>F-20</w:t>
+              <w:t>F-21</w:t>
             </w:r>
           </w:p>
         </w:tc>
@@ -20860,7 +20964,7 @@
                 <w:i w:val="0"/>
                 <w:sz w:val="15"/>
               </w:rPr>
-              <w:t>1,096 d × 800 / 2023: 4.7% missing</w:t>
+              <w:t>+14–35 d at port</w:t>
             </w:r>
           </w:p>
         </w:tc>
@@ -20881,7 +20985,7 @@
                 <w:i w:val="0"/>
                 <w:sz w:val="12"/>
               </w:rPr>
-              <w:t>outputs/results.json</w:t>
+              <w:t>src/ddmrp_buffers/simulate.py:49-50</w:t>
             </w:r>
             <w:r>
               <w:rPr>
@@ -20889,7 +20993,7 @@
                 <w:i w:val="0"/>
                 <w:sz w:val="15"/>
               </w:rPr>
-              <w:t xml:space="preserve"> · dataset.days_total, dataset.history_missing_share</w:t>
+              <w:t xml:space="preserve"> · 10% of import orders held rng.integers(14, 36) days</w:t>
             </w:r>
           </w:p>
         </w:tc>
@@ -20951,7 +21055,7 @@
                 <w:i w:val="0"/>
                 <w:sz w:val="12"/>
               </w:rPr>
-              <w:t>F-21</w:t>
+              <w:t>F-22</w:t>
             </w:r>
           </w:p>
         </w:tc>
@@ -20970,7 +21074,7 @@
                 <w:i w:val="0"/>
                 <w:sz w:val="15"/>
               </w:rPr>
-              <w:t>+14–35 d holds</w:t>
+              <w:t>avg daily sales, 84 d / red · yellow · green / ≤ yellow? yes: refill up to green, in full cases</w:t>
             </w:r>
           </w:p>
         </w:tc>
@@ -20990,7 +21094,7 @@
                 <w:i w:val="0"/>
                 <w:sz w:val="12"/>
               </w:rPr>
-              <w:t>src/ddmrp_buffers/simulate.py:49-50</w:t>
+              <w:t>src/ddmrp_buffers/buffers.py:35-119</w:t>
             </w:r>
             <w:r>
               <w:rPr>
@@ -20998,7 +21102,7 @@
                 <w:i w:val="0"/>
                 <w:sz w:val="15"/>
               </w:rPr>
-              <w:t xml:space="preserve"> · 10% of import orders held rng.integers(14, 36) days</w:t>
+              <w:t xml:space="preserve"> · average_daily_usage, lead_time_factor, variability_factor, zones, net_flow, order_quantity</w:t>
             </w:r>
           </w:p>
         </w:tc>
@@ -21059,7 +21163,7 @@
                 <w:i w:val="0"/>
                 <w:sz w:val="12"/>
               </w:rPr>
-              <w:t>F-22</w:t>
+              <w:t>F-23</w:t>
             </w:r>
           </w:p>
         </w:tc>
@@ -21079,7 +21183,7 @@
                 <w:i w:val="0"/>
                 <w:sz w:val="15"/>
               </w:rPr>
-              <w:t>ADU 84 d · LTF · VF / red · yellow · green / ≤ TOY? yes: up to TOG</w:t>
+              <w:t>4 classes · last 180 d</w:t>
             </w:r>
           </w:p>
         </w:tc>
@@ -21100,7 +21204,7 @@
                 <w:i w:val="0"/>
                 <w:sz w:val="12"/>
               </w:rPr>
-              <w:t>src/ddmrp_buffers/buffers.py:35-119</w:t>
+              <w:t>src/ddmrp_buffers/classify.py:13-14; config.py:66</w:t>
             </w:r>
             <w:r>
               <w:rPr>
@@ -21108,7 +21212,7 @@
                 <w:i w:val="0"/>
                 <w:sz w:val="15"/>
               </w:rPr>
-              <w:t xml:space="preserve"> · average_daily_usage, lead_time_factor, variability_factor, zones, net_flow, order_quantity</w:t>
+              <w:t xml:space="preserve"> · RUNNER, REPEATER, STRANGER, DORMANT; window_days = 180</w:t>
             </w:r>
           </w:p>
         </w:tc>
@@ -21170,7 +21274,7 @@
                 <w:i w:val="0"/>
                 <w:sz w:val="12"/>
               </w:rPr>
-              <w:t>F-23</w:t>
+              <w:t>F-24</w:t>
             </w:r>
           </w:p>
         </w:tc>
@@ -21189,7 +21293,7 @@
                 <w:i w:val="0"/>
                 <w:sz w:val="15"/>
               </w:rPr>
-              <w:t>4 classes · 180 d</w:t>
+              <w:t>day 731 / 731 · 731 simulated days</w:t>
             </w:r>
           </w:p>
         </w:tc>
@@ -21209,7 +21313,7 @@
                 <w:i w:val="0"/>
                 <w:sz w:val="12"/>
               </w:rPr>
-              <w:t>src/ddmrp_buffers/classify.py:13-14; config.py:66</w:t>
+              <w:t>outputs/results.json</w:t>
             </w:r>
             <w:r>
               <w:rPr>
@@ -21217,7 +21321,7 @@
                 <w:i w:val="0"/>
                 <w:sz w:val="15"/>
               </w:rPr>
-              <w:t xml:space="preserve"> · RUNNER, REPEATER, STRANGER, DORMANT; window_days = 180</w:t>
+              <w:t xml:space="preserve"> · dataset.days_simulated</w:t>
             </w:r>
           </w:p>
         </w:tc>
@@ -21278,7 +21382,7 @@
                 <w:i w:val="0"/>
                 <w:sz w:val="12"/>
               </w:rPr>
-              <w:t>F-24</w:t>
+              <w:t>F-25</w:t>
             </w:r>
           </w:p>
         </w:tc>
@@ -21298,7 +21402,7 @@
                 <w:i w:val="0"/>
                 <w:sz w:val="15"/>
               </w:rPr>
-              <w:t>day 731 / 731 · 731 simulated days</w:t>
+              <w:t>11 + 8 safety settings / Reorder point run at 11 safety settings, DDMRP at 8</w:t>
             </w:r>
           </w:p>
         </w:tc>
@@ -21319,7 +21423,7 @@
                 <w:i w:val="0"/>
                 <w:sz w:val="12"/>
               </w:rPr>
-              <w:t>outputs/results.json</w:t>
+              <w:t>src/ddmrp_buffers/cli.py:14-15</w:t>
             </w:r>
             <w:r>
               <w:rPr>
@@ -21327,7 +21431,7 @@
                 <w:i w:val="0"/>
                 <w:sz w:val="15"/>
               </w:rPr>
-              <w:t xml:space="preserve"> · dataset.days_simulated</w:t>
+              <w:t xml:space="preserve"> · len(ROP_Z_SWEEP), len(DDMRP_RED_SWEEP)</w:t>
             </w:r>
           </w:p>
         </w:tc>
@@ -21389,7 +21493,7 @@
                 <w:i w:val="0"/>
                 <w:sz w:val="12"/>
               </w:rPr>
-              <w:t>F-25</w:t>
+              <w:t>F-26</w:t>
             </w:r>
           </w:p>
         </w:tc>
@@ -21408,7 +21512,7 @@
                 <w:i w:val="0"/>
                 <w:sz w:val="15"/>
               </w:rPr>
-              <w:t>11 z · 8 red sizes</w:t>
+              <w:t>+ 3 new datasets / 4 datasets</w:t>
             </w:r>
           </w:p>
         </w:tc>
@@ -21428,7 +21532,7 @@
                 <w:i w:val="0"/>
                 <w:sz w:val="12"/>
               </w:rPr>
-              <w:t>src/ddmrp_buffers/cli.py:14-15</w:t>
+              <w:t>outputs/results.json robustness; cli.py:252</w:t>
             </w:r>
             <w:r>
               <w:rPr>
@@ -21436,7 +21540,7 @@
                 <w:i w:val="0"/>
                 <w:sz w:val="15"/>
               </w:rPr>
-              <w:t xml:space="preserve"> · len(ROP_Z_SWEEP), len(DDMRP_RED_SWEEP)</w:t>
+              <w:t xml:space="preserve"> · len(robustness) = 4 (main + 3)</w:t>
             </w:r>
           </w:p>
         </w:tc>
@@ -21497,7 +21601,7 @@
                 <w:i w:val="0"/>
                 <w:sz w:val="12"/>
               </w:rPr>
-              <w:t>F-26</w:t>
+              <w:t>F-27</w:t>
             </w:r>
           </w:p>
         </w:tc>
@@ -21517,7 +21621,7 @@
                 <w:i w:val="0"/>
                 <w:sz w:val="15"/>
               </w:rPr>
-              <w:t>+ 3 fresh ranges / 4 ranges</w:t>
+              <w:t>×90 / 90 runs</w:t>
             </w:r>
           </w:p>
         </w:tc>
@@ -21538,7 +21642,7 @@
                 <w:i w:val="0"/>
                 <w:sz w:val="12"/>
               </w:rPr>
-              <w:t>outputs/results.json robustness; cli.py:252</w:t>
+              <w:t>src/ddmrp_buffers/cli.py:18-25, 76-93, 120-131, 175-177</w:t>
             </w:r>
             <w:r>
               <w:rPr>
@@ -21546,7 +21650,7 @@
                 <w:i w:val="0"/>
                 <w:sz w:val="15"/>
               </w:rPr>
-              <w:t xml:space="preserve"> · len(robustness) = 4 (main + 3)</w:t>
+              <w:t xml:space="preserve"> · 5 arms + 19 sweep runs on the main range; 3 policies + 19 sweep runs on each of 3 extra ranges</w:t>
             </w:r>
           </w:p>
         </w:tc>
@@ -21566,7 +21670,7 @@
                 <w:i w:val="0"/>
                 <w:sz w:val="15"/>
               </w:rPr>
-              <w:t>-</w:t>
+              <w:t>5 + 19 + 3 x (3 + 19) = 90</w:t>
             </w:r>
           </w:p>
         </w:tc>
@@ -21608,7 +21712,7 @@
                 <w:i w:val="0"/>
                 <w:sz w:val="12"/>
               </w:rPr>
-              <w:t>F-27</w:t>
+              <w:t>F-28</w:t>
             </w:r>
           </w:p>
         </w:tc>
@@ -21627,7 +21731,7 @@
                 <w:i w:val="0"/>
                 <w:sz w:val="15"/>
               </w:rPr>
-              <w:t>×90 / 90 runs</w:t>
+              <w:t>≈ 20 s / ~20 s</w:t>
             </w:r>
           </w:p>
         </w:tc>
@@ -21647,7 +21751,7 @@
                 <w:i w:val="0"/>
                 <w:sz w:val="12"/>
               </w:rPr>
-              <w:t>src/ddmrp_buffers/cli.py:18-25, 76-93, 120-131, 175-177</w:t>
+              <w:t>README 'Running it'</w:t>
             </w:r>
             <w:r>
               <w:rPr>
@@ -21655,7 +21759,7 @@
                 <w:i w:val="0"/>
                 <w:sz w:val="15"/>
               </w:rPr>
-              <w:t xml:space="preserve"> · 5 arms + 19 sweep runs on the main range; 3 policies + 19 sweep runs on each of 3 extra ranges</w:t>
+              <w:t xml:space="preserve"> · '(~20 s)'</w:t>
             </w:r>
           </w:p>
         </w:tc>
@@ -21674,7 +21778,7 @@
                 <w:i w:val="0"/>
                 <w:sz w:val="15"/>
               </w:rPr>
-              <w:t>5 + 19 + 3 x (3 + 19) = 90</w:t>
+              <w:t>-</w:t>
             </w:r>
           </w:p>
         </w:tc>
@@ -21716,7 +21820,7 @@
                 <w:i w:val="0"/>
                 <w:sz w:val="12"/>
               </w:rPr>
-              <w:t>F-28</w:t>
+              <w:t>F-29</w:t>
             </w:r>
           </w:p>
         </w:tc>
@@ -21736,7 +21840,7 @@
                 <w:i w:val="0"/>
                 <w:sz w:val="15"/>
               </w:rPr>
-              <w:t>≈ 20 s / ~20 s</w:t>
+              <w:t>98.46%</w:t>
             </w:r>
           </w:p>
         </w:tc>
@@ -21757,7 +21861,7 @@
                 <w:i w:val="0"/>
                 <w:sz w:val="12"/>
               </w:rPr>
-              <w:t>README 'Running it'</w:t>
+              <w:t>outputs/results.json</w:t>
             </w:r>
             <w:r>
               <w:rPr>
@@ -21765,7 +21869,7 @@
                 <w:i w:val="0"/>
                 <w:sz w:val="15"/>
               </w:rPr>
-              <w:t xml:space="preserve"> · '(~20 s)'</w:t>
+              <w:t xml:space="preserve"> · matched_service.target_value_fill_rate_year_2</w:t>
             </w:r>
           </w:p>
         </w:tc>
@@ -21785,7 +21889,7 @@
                 <w:i w:val="0"/>
                 <w:sz w:val="15"/>
               </w:rPr>
-              <w:t>-</w:t>
+              <w:t>x 100</w:t>
             </w:r>
           </w:p>
         </w:tc>
@@ -21827,7 +21931,7 @@
                 <w:i w:val="0"/>
                 <w:sz w:val="12"/>
               </w:rPr>
-              <w:t>F-29</w:t>
+              <w:t>F-30</w:t>
             </w:r>
           </w:p>
         </w:tc>
@@ -21846,7 +21950,7 @@
                 <w:i w:val="0"/>
                 <w:sz w:val="15"/>
               </w:rPr>
-              <w:t>98.46%</w:t>
+              <w:t>generate_data.py, data.load(), context(), simulate.py, buffers.py, classify.py, policies.py, config.py, Ddmrp.order(), metrics.kpis(), metrics.py, cli.py, charts.py, outputs/</w:t>
             </w:r>
           </w:p>
         </w:tc>
@@ -21866,7 +21970,7 @@
                 <w:i w:val="0"/>
                 <w:sz w:val="12"/>
               </w:rPr>
-              <w:t>outputs/results.json</w:t>
+              <w:t>src/ddmrp_buffers/, scripts/</w:t>
             </w:r>
             <w:r>
               <w:rPr>
@@ -21874,7 +21978,7 @@
                 <w:i w:val="0"/>
                 <w:sz w:val="15"/>
               </w:rPr>
-              <w:t xml:space="preserve"> · matched_service.target_value_fill_rate_year_2</w:t>
+              <w:t xml:space="preserve"> · files + functions</w:t>
             </w:r>
           </w:p>
         </w:tc>
@@ -21893,125 +21997,13 @@
                 <w:i w:val="0"/>
                 <w:sz w:val="15"/>
               </w:rPr>
-              <w:t>x 100</w:t>
+              <w:t>-</w:t>
             </w:r>
           </w:p>
         </w:tc>
         <w:tc>
           <w:tcPr>
             <w:tcW w:type="dxa" w:w="850"/>
-          </w:tcPr>
-          <w:p>
-            <w:pPr>
-              <w:spacing w:after="0"/>
-            </w:pPr>
-            <w:r/>
-            <w:r>
-              <w:rPr>
-                <w:b w:val="0"/>
-                <w:i w:val="0"/>
-                <w:sz w:val="15"/>
-              </w:rPr>
-              <w:t>✓</w:t>
-            </w:r>
-          </w:p>
-        </w:tc>
-      </w:tr>
-      <w:tr>
-        <w:tc>
-          <w:tcPr>
-            <w:tcW w:type="dxa" w:w="624"/>
-            <w:shd w:val="clear" w:color="auto" w:fill="F3F4F6"/>
-          </w:tcPr>
-          <w:p>
-            <w:pPr>
-              <w:spacing w:after="0"/>
-            </w:pPr>
-            <w:r/>
-            <w:r>
-              <w:rPr>
-                <w:rFonts w:ascii="JetBrains Mono" w:hAnsi="JetBrains Mono" w:eastAsia="JetBrains Mono"/>
-                <w:b w:val="0"/>
-                <w:i w:val="0"/>
-                <w:sz w:val="12"/>
-              </w:rPr>
-              <w:t>F-30</w:t>
-            </w:r>
-          </w:p>
-        </w:tc>
-        <w:tc>
-          <w:tcPr>
-            <w:tcW w:type="dxa" w:w="1928"/>
-            <w:shd w:val="clear" w:color="auto" w:fill="F3F4F6"/>
-          </w:tcPr>
-          <w:p>
-            <w:pPr>
-              <w:spacing w:after="0"/>
-            </w:pPr>
-            <w:r/>
-            <w:r>
-              <w:rPr>
-                <w:b w:val="0"/>
-                <w:i w:val="0"/>
-                <w:sz w:val="15"/>
-              </w:rPr>
-              <w:t>generate_data.py, data.load(), context(), simulate.py, buffers.py, classify.py, policies.py, config.py, Ddmrp.order(), metrics.kpis(), metrics.py, cli.py, charts.py, outputs/</w:t>
-            </w:r>
-          </w:p>
-        </w:tc>
-        <w:tc>
-          <w:tcPr>
-            <w:tcW w:type="dxa" w:w="3402"/>
-            <w:shd w:val="clear" w:color="auto" w:fill="F3F4F6"/>
-          </w:tcPr>
-          <w:p>
-            <w:pPr>
-              <w:spacing w:after="0"/>
-            </w:pPr>
-            <w:r/>
-            <w:r>
-              <w:rPr>
-                <w:rFonts w:ascii="JetBrains Mono" w:hAnsi="JetBrains Mono" w:eastAsia="JetBrains Mono"/>
-                <w:b w:val="0"/>
-                <w:i w:val="0"/>
-                <w:sz w:val="12"/>
-              </w:rPr>
-              <w:t>src/ddmrp_buffers/, scripts/</w:t>
-            </w:r>
-            <w:r>
-              <w:rPr>
-                <w:b w:val="0"/>
-                <w:i w:val="0"/>
-                <w:sz w:val="15"/>
-              </w:rPr>
-              <w:t xml:space="preserve"> · files + functions</w:t>
-            </w:r>
-          </w:p>
-        </w:tc>
-        <w:tc>
-          <w:tcPr>
-            <w:tcW w:type="dxa" w:w="3061"/>
-            <w:shd w:val="clear" w:color="auto" w:fill="F3F4F6"/>
-          </w:tcPr>
-          <w:p>
-            <w:pPr>
-              <w:spacing w:after="0"/>
-            </w:pPr>
-            <w:r/>
-            <w:r>
-              <w:rPr>
-                <w:b w:val="0"/>
-                <w:i w:val="0"/>
-                <w:sz w:val="15"/>
-              </w:rPr>
-              <w:t>-</w:t>
-            </w:r>
-          </w:p>
-        </w:tc>
-        <w:tc>
-          <w:tcPr>
-            <w:tcW w:type="dxa" w:w="850"/>
-            <w:shd w:val="clear" w:color="auto" w:fill="F3F4F6"/>
           </w:tcPr>
           <w:p>
             <w:pPr>
@@ -22094,7 +22086,21 @@
           <w:i w:val="0"/>
           <w:sz w:val="18"/>
         </w:rPr>
-        <w:t>• 'alternate rules' groups two real code paths: the no-spike ablation arm (use_spikes=False) and the slow-mover rule (dormant SKUs bought only against an order in hand).</w:t>
+        <w:t>• 'alternate rules' groups two real code paths: the no-spike ablation arm (use_spikes=False, 'big orders ignored') and the slow-mover rule (dormant SKUs bought only against an order in hand).</w:t>
+      </w:r>
+    </w:p>
+    <w:p>
+      <w:pPr>
+        <w:spacing w:after="20"/>
+        <w:ind w:left="283"/>
+      </w:pPr>
+      <w:r>
+        <w:rPr>
+          <w:b w:val="0"/>
+          <w:i w:val="0"/>
+          <w:sz w:val="18"/>
+        </w:rPr>
+        <w:t>• '3 rules' = the three policy classes in policies.py (LegacyMinMax, ReorderPoint, Ddmrp); the five compared policies are these plus two DDMRP switches.</w:t>
       </w:r>
     </w:p>
     <w:p>
@@ -22193,7 +22199,7 @@
           <w:color w:val="4B5563"/>
           <w:sz w:val="18"/>
         </w:rPr>
-        <w:t xml:space="preserve">40.4-55.0 s · composition </w:t>
+        <w:t xml:space="preserve">40.8-55.4 s · composition </w:t>
       </w:r>
       <w:r>
         <w:rPr>
@@ -22323,6 +22329,21 @@
           <w:color w:val="4B5563"/>
           <w:sz w:val="18"/>
         </w:rPr>
+        <w:t>Two products from the run. Bands = buffer zones; white line = stock on hand. Staying above red is good.</w:t>
+      </w:r>
+    </w:p>
+    <w:p>
+      <w:pPr>
+        <w:spacing w:after="20"/>
+        <w:ind w:left="283"/>
+      </w:pPr>
+      <w:r>
+        <w:rPr>
+          <w:b w:val="0"/>
+          <w:i w:val="0"/>
+          <w:color w:val="4B5563"/>
+          <w:sz w:val="18"/>
+        </w:rPr>
         <w:t>LOCAL BLEND · 5-DAY LEAD — Opening overstock burns off, then on-hand cycles through yellow and green</w:t>
       </w:r>
     </w:p>
@@ -22368,6 +22389,21 @@
           <w:color w:val="4B5563"/>
           <w:sz w:val="18"/>
         </w:rPr>
+        <w:t>Each line is one policy at different safety settings. At today's 98.46% fill rate, fewer days of stock is better.</w:t>
+      </w:r>
+    </w:p>
+    <w:p>
+      <w:pPr>
+        <w:spacing w:after="20"/>
+        <w:ind w:left="283"/>
+      </w:pPr>
+      <w:r>
+        <w:rPr>
+          <w:b w:val="0"/>
+          <w:i w:val="0"/>
+          <w:color w:val="4B5563"/>
+          <w:sz w:val="18"/>
+        </w:rPr>
         <w:t>AT TODAY'S FILL RATE · 98.46% — days of stock each policy needs (year 2): Min-max (legacy) 97.6 · Reorder point (tuned) 65.9 · DDMRP 52.1 — 52.1 days −47%</w:t>
       </w:r>
     </w:p>
@@ -22383,7 +22419,7 @@
           <w:color w:val="4B5563"/>
           <w:sz w:val="18"/>
         </w:rPr>
-        <w:t>each policy swept over its one safety knob, then read at the legacy fill rate</w:t>
+        <w:t>Reorder point run at 11 safety settings, DDMRP at 8; each is read where it gives today's fill rate (the rings).</w:t>
       </w:r>
     </w:p>
     <w:p>
@@ -22540,7 +22576,7 @@
                 <w:i w:val="0"/>
                 <w:sz w:val="12"/>
               </w:rPr>
-              <w:t>F-29</w:t>
+              <w:t>F-25</w:t>
             </w:r>
           </w:p>
         </w:tc>
@@ -22559,7 +22595,7 @@
                 <w:i w:val="0"/>
                 <w:sz w:val="15"/>
               </w:rPr>
-              <w:t>98.46%</w:t>
+              <w:t>11 + 8 safety settings / Reorder point run at 11 safety settings, DDMRP at 8</w:t>
             </w:r>
           </w:p>
         </w:tc>
@@ -22579,7 +22615,7 @@
                 <w:i w:val="0"/>
                 <w:sz w:val="12"/>
               </w:rPr>
-              <w:t>outputs/results.json</w:t>
+              <w:t>src/ddmrp_buffers/cli.py:14-15</w:t>
             </w:r>
             <w:r>
               <w:rPr>
@@ -22587,7 +22623,7 @@
                 <w:i w:val="0"/>
                 <w:sz w:val="15"/>
               </w:rPr>
-              <w:t xml:space="preserve"> · matched_service.target_value_fill_rate_year_2</w:t>
+              <w:t xml:space="preserve"> · len(ROP_Z_SWEEP), len(DDMRP_RED_SWEEP)</w:t>
             </w:r>
           </w:p>
         </w:tc>
@@ -22606,7 +22642,7 @@
                 <w:i w:val="0"/>
                 <w:sz w:val="15"/>
               </w:rPr>
-              <w:t>x 100</w:t>
+              <w:t>-</w:t>
             </w:r>
           </w:p>
         </w:tc>
@@ -22648,7 +22684,7 @@
                 <w:i w:val="0"/>
                 <w:sz w:val="12"/>
               </w:rPr>
-              <w:t>F-31</w:t>
+              <w:t>F-29</w:t>
             </w:r>
           </w:p>
         </w:tc>
@@ -22668,7 +22704,7 @@
                 <w:i w:val="0"/>
                 <w:sz w:val="15"/>
               </w:rPr>
-              <w:t>LOCAL BLEND · 5-DAY LEAD / IMPORT · 79-DAY LEAD</w:t>
+              <w:t>98.46%</w:t>
             </w:r>
           </w:p>
         </w:tc>
@@ -22689,7 +22725,7 @@
                 <w:i w:val="0"/>
                 <w:sz w:val="12"/>
               </w:rPr>
-              <w:t>outputs/buffer_chart.png (panel titles); data/skus.csv</w:t>
+              <w:t>outputs/results.json</w:t>
             </w:r>
             <w:r>
               <w:rPr>
@@ -22697,7 +22733,7 @@
                 <w:i w:val="0"/>
                 <w:sz w:val="15"/>
               </w:rPr>
-              <w:t xml:space="preserve"> · sku, source, lead_time_days</w:t>
+              <w:t xml:space="preserve"> · matched_service.target_value_fill_rate_year_2</w:t>
             </w:r>
           </w:p>
         </w:tc>
@@ -22717,7 +22753,7 @@
                 <w:i w:val="0"/>
                 <w:sz w:val="15"/>
               </w:rPr>
-              <w:t>-</w:t>
+              <w:t>x 100</w:t>
             </w:r>
           </w:p>
         </w:tc>
@@ -22759,7 +22795,7 @@
                 <w:i w:val="0"/>
                 <w:sz w:val="12"/>
               </w:rPr>
-              <w:t>F-32</w:t>
+              <w:t>F-31</w:t>
             </w:r>
           </w:p>
         </w:tc>
@@ -22778,7 +22814,7 @@
                 <w:i w:val="0"/>
                 <w:sz w:val="15"/>
               </w:rPr>
-              <w:t>legacy fill 98.46% + three rings</w:t>
+              <w:t>LOCAL BLEND · 5-DAY LEAD / IMPORT · 79-DAY LEAD</w:t>
             </w:r>
           </w:p>
         </w:tc>
@@ -22798,7 +22834,7 @@
                 <w:i w:val="0"/>
                 <w:sz w:val="12"/>
               </w:rPr>
-              <w:t>outputs/frontier.png (axes); compositions/s04-routes.html (X/Y mapping)</w:t>
+              <w:t>outputs/buffer_chart.png (panel titles); data/skus.csv</w:t>
             </w:r>
             <w:r>
               <w:rPr>
@@ -22806,7 +22842,7 @@
                 <w:i w:val="0"/>
                 <w:sz w:val="15"/>
               </w:rPr>
-              <w:t xml:space="preserve"> · tick positions in the dark image</w:t>
+              <w:t xml:space="preserve"> · sku, source, lead_time_days</w:t>
             </w:r>
           </w:p>
         </w:tc>
@@ -22825,7 +22861,7 @@
                 <w:i w:val="0"/>
                 <w:sz w:val="15"/>
               </w:rPr>
-              <w:t>x = 332 + (fill - 90) x 150.1, y = 968 - (DIO - 30) x 13.514 (image pixels)</w:t>
+              <w:t>-</w:t>
             </w:r>
           </w:p>
         </w:tc>
@@ -22844,7 +22880,7 @@
                 <w:i w:val="0"/>
                 <w:sz w:val="15"/>
               </w:rPr>
-              <w:t>manual</w:t>
+              <w:t>✓</w:t>
             </w:r>
           </w:p>
         </w:tc>
@@ -22867,7 +22903,7 @@
                 <w:i w:val="0"/>
                 <w:sz w:val="12"/>
               </w:rPr>
-              <w:t>F-33</w:t>
+              <w:t>F-32</w:t>
             </w:r>
           </w:p>
         </w:tc>
@@ -22887,7 +22923,7 @@
                 <w:i w:val="0"/>
                 <w:sz w:val="15"/>
               </w:rPr>
-              <w:t>97.6 / 65.9 / 52.1</w:t>
+              <w:t>legacy fill 98.46% + three rings</w:t>
             </w:r>
           </w:p>
         </w:tc>
@@ -22908,7 +22944,7 @@
                 <w:i w:val="0"/>
                 <w:sz w:val="12"/>
               </w:rPr>
-              <w:t>outputs/results.json</w:t>
+              <w:t>outputs/frontier.png (axes); compositions/s04-routes.html (X/Y mapping)</w:t>
             </w:r>
             <w:r>
               <w:rPr>
@@ -22916,7 +22952,7 @@
                 <w:i w:val="0"/>
                 <w:sz w:val="15"/>
               </w:rPr>
-              <w:t xml:space="preserve"> · policies['min-max (legacy)'].year_2.dio_days; matched_service.dio_at_target</w:t>
+              <w:t xml:space="preserve"> · tick positions in the dark image</w:t>
             </w:r>
           </w:p>
         </w:tc>
@@ -22936,7 +22972,7 @@
                 <w:i w:val="0"/>
                 <w:sz w:val="15"/>
               </w:rPr>
-              <w:t>-</w:t>
+              <w:t>x = 332 + (fill - 90) x 150.1, y = 968 - (DIO - 30) x 13.514 (image pixels)</w:t>
             </w:r>
           </w:p>
         </w:tc>
@@ -22956,7 +22992,7 @@
                 <w:i w:val="0"/>
                 <w:sz w:val="15"/>
               </w:rPr>
-              <w:t>✓</w:t>
+              <w:t>manual</w:t>
             </w:r>
           </w:p>
         </w:tc>
@@ -22978,6 +23014,114 @@
                 <w:i w:val="0"/>
                 <w:sz w:val="12"/>
               </w:rPr>
+              <w:t>F-33</w:t>
+            </w:r>
+          </w:p>
+        </w:tc>
+        <w:tc>
+          <w:tcPr>
+            <w:tcW w:type="dxa" w:w="1928"/>
+          </w:tcPr>
+          <w:p>
+            <w:pPr>
+              <w:spacing w:after="0"/>
+            </w:pPr>
+            <w:r/>
+            <w:r>
+              <w:rPr>
+                <w:b w:val="0"/>
+                <w:i w:val="0"/>
+                <w:sz w:val="15"/>
+              </w:rPr>
+              <w:t>97.6 / 65.9 / 52.1</w:t>
+            </w:r>
+          </w:p>
+        </w:tc>
+        <w:tc>
+          <w:tcPr>
+            <w:tcW w:type="dxa" w:w="3402"/>
+          </w:tcPr>
+          <w:p>
+            <w:pPr>
+              <w:spacing w:after="0"/>
+            </w:pPr>
+            <w:r/>
+            <w:r>
+              <w:rPr>
+                <w:rFonts w:ascii="JetBrains Mono" w:hAnsi="JetBrains Mono" w:eastAsia="JetBrains Mono"/>
+                <w:b w:val="0"/>
+                <w:i w:val="0"/>
+                <w:sz w:val="12"/>
+              </w:rPr>
+              <w:t>outputs/results.json</w:t>
+            </w:r>
+            <w:r>
+              <w:rPr>
+                <w:b w:val="0"/>
+                <w:i w:val="0"/>
+                <w:sz w:val="15"/>
+              </w:rPr>
+              <w:t xml:space="preserve"> · policies['min-max (legacy)'].year_2.dio_days; matched_service.dio_at_target</w:t>
+            </w:r>
+          </w:p>
+        </w:tc>
+        <w:tc>
+          <w:tcPr>
+            <w:tcW w:type="dxa" w:w="3061"/>
+          </w:tcPr>
+          <w:p>
+            <w:pPr>
+              <w:spacing w:after="0"/>
+            </w:pPr>
+            <w:r/>
+            <w:r>
+              <w:rPr>
+                <w:b w:val="0"/>
+                <w:i w:val="0"/>
+                <w:sz w:val="15"/>
+              </w:rPr>
+              <w:t>-</w:t>
+            </w:r>
+          </w:p>
+        </w:tc>
+        <w:tc>
+          <w:tcPr>
+            <w:tcW w:type="dxa" w:w="850"/>
+          </w:tcPr>
+          <w:p>
+            <w:pPr>
+              <w:spacing w:after="0"/>
+            </w:pPr>
+            <w:r/>
+            <w:r>
+              <w:rPr>
+                <w:b w:val="0"/>
+                <w:i w:val="0"/>
+                <w:sz w:val="15"/>
+              </w:rPr>
+              <w:t>✓</w:t>
+            </w:r>
+          </w:p>
+        </w:tc>
+      </w:tr>
+      <w:tr>
+        <w:tc>
+          <w:tcPr>
+            <w:tcW w:type="dxa" w:w="624"/>
+            <w:shd w:val="clear" w:color="auto" w:fill="F3F4F6"/>
+          </w:tcPr>
+          <w:p>
+            <w:pPr>
+              <w:spacing w:after="0"/>
+            </w:pPr>
+            <w:r/>
+            <w:r>
+              <w:rPr>
+                <w:rFonts w:ascii="JetBrains Mono" w:hAnsi="JetBrains Mono" w:eastAsia="JetBrains Mono"/>
+                <w:b w:val="0"/>
+                <w:i w:val="0"/>
+                <w:sz w:val="12"/>
+              </w:rPr>
               <w:t>F-34</w:t>
             </w:r>
           </w:p>
@@ -22985,6 +23129,7 @@
         <w:tc>
           <w:tcPr>
             <w:tcW w:type="dxa" w:w="1928"/>
+            <w:shd w:val="clear" w:color="auto" w:fill="F3F4F6"/>
           </w:tcPr>
           <w:p>
             <w:pPr>
@@ -23004,6 +23149,7 @@
         <w:tc>
           <w:tcPr>
             <w:tcW w:type="dxa" w:w="3402"/>
+            <w:shd w:val="clear" w:color="auto" w:fill="F3F4F6"/>
           </w:tcPr>
           <w:p>
             <w:pPr>
@@ -23032,6 +23178,7 @@
         <w:tc>
           <w:tcPr>
             <w:tcW w:type="dxa" w:w="3061"/>
+            <w:shd w:val="clear" w:color="auto" w:fill="F3F4F6"/>
           </w:tcPr>
           <w:p>
             <w:pPr>
@@ -23051,6 +23198,7 @@
         <w:tc>
           <w:tcPr>
             <w:tcW w:type="dxa" w:w="850"/>
+            <w:shd w:val="clear" w:color="auto" w:fill="F3F4F6"/>
           </w:tcPr>
           <w:p>
             <w:pPr>
@@ -23170,7 +23318,7 @@
           <w:color w:val="4B5563"/>
           <w:sz w:val="18"/>
         </w:rPr>
-        <w:t xml:space="preserve">54.7-67.7 s · composition </w:t>
+        <w:t xml:space="preserve">55.1-68.1 s · composition </w:t>
       </w:r>
       <w:r>
         <w:rPr>
@@ -23247,6 +23395,21 @@
           <w:sz w:val="18"/>
         </w:rPr>
         <w:t>07 · END-USER VALUE — What the planner gets</w:t>
+      </w:r>
+    </w:p>
+    <w:p>
+      <w:pPr>
+        <w:spacing w:after="20"/>
+        <w:ind w:left="283"/>
+      </w:pPr>
+      <w:r>
+        <w:rPr>
+          <w:b w:val="0"/>
+          <w:i w:val="0"/>
+          <w:color w:val="4B5563"/>
+          <w:sz w:val="18"/>
+        </w:rPr>
+        <w:t>Today's buy list, most urgent first. BOOKED = customer orders already placed; NET FLOW = stock + open PO − booked.</w:t>
       </w:r>
     </w:p>
     <w:p>
@@ -24558,7 +24721,7 @@
           <w:color w:val="4B5563"/>
           <w:sz w:val="18"/>
         </w:rPr>
-        <w:t xml:space="preserve">67.4-76.2 s · composition </w:t>
+        <w:t xml:space="preserve">67.8-76.6 s · composition </w:t>
       </w:r>
       <w:r>
         <w:rPr>
@@ -24634,7 +24797,22 @@
           <w:color w:val="4B5563"/>
           <w:sz w:val="18"/>
         </w:rPr>
-        <w:t>08 · RESULTS · YEAR 2, MATCHED SERVICE — Less stock at the same service, paid for in purchase orders.</w:t>
+        <w:t>08 · RESULTS · YEAR 2, SAME SERVICE AS TODAY — Less stock at the same service, paid for in purchase orders.</w:t>
+      </w:r>
+    </w:p>
+    <w:p>
+      <w:pPr>
+        <w:spacing w:after="20"/>
+        <w:ind w:left="283"/>
+      </w:pPr>
+      <w:r>
+        <w:rPr>
+          <w:b w:val="0"/>
+          <w:i w:val="0"/>
+          <w:color w:val="4B5563"/>
+          <w:sz w:val="18"/>
+        </w:rPr>
+        <w:t>Every policy is compared at today's 98.46% fill rate. Fewer days of stock is better; more orders means more work.</w:t>
       </w:r>
     </w:p>
     <w:p>
@@ -24679,7 +24857,7 @@
           <w:color w:val="4B5563"/>
           <w:sz w:val="18"/>
         </w:rPr>
-        <w:t>ROBUSTNESS 59.6 d worst DDMRP case, 4 ranges · legacy: 97.6–108.2 days</w:t>
+        <w:t>ROBUSTNESS 59.6 d worst DDMRP result, 4 datasets · legacy: 97.6–108.2 days</w:t>
       </w:r>
     </w:p>
     <w:p>
@@ -24709,7 +24887,7 @@
           <w:color w:val="4B5563"/>
           <w:sz w:val="18"/>
         </w:rPr>
-        <w:t>800 SKUs · 731 simulated days · 5 policies · read at legacy fill 98.46%</w:t>
+        <w:t>800 SKUs · 731 simulated days · 5 policies compared · all read at today's 98.46% fill rate</w:t>
       </w:r>
     </w:p>
     <w:p>
@@ -25104,7 +25282,7 @@
                 <w:i w:val="0"/>
                 <w:sz w:val="15"/>
               </w:rPr>
-              <w:t>+ 3 fresh ranges / 4 ranges</w:t>
+              <w:t>+ 3 new datasets / 4 datasets</w:t>
             </w:r>
           </w:p>
         </w:tc>
@@ -26142,7 +26320,7 @@
         <w:pStyle w:val="Heading3"/>
       </w:pPr>
       <w:r>
-        <w:t>Slide 09: What didn't win</w:t>
+        <w:t>Slide 09: Lesson and fix</w:t>
       </w:r>
     </w:p>
     <w:p>
@@ -26153,7 +26331,7 @@
           <w:color w:val="4B5563"/>
           <w:sz w:val="18"/>
         </w:rPr>
-        <w:t xml:space="preserve">75.8-82.4 s · composition </w:t>
+        <w:t xml:space="preserve">76.2-85.2 s · composition </w:t>
       </w:r>
       <w:r>
         <w:rPr>
@@ -26229,7 +26407,7 @@
           <w:color w:val="4B5563"/>
           <w:sz w:val="18"/>
         </w:rPr>
-        <w:t>09 · WHAT DIDN'T WIN — DDMRP's zones alone don't beat a tuned reorder point.</w:t>
+        <w:t>09 · LESSON AND FIX — Zones alone tie a reorder point. So I count booked orders.</w:t>
       </w:r>
     </w:p>
     <w:p>
@@ -26244,7 +26422,7 @@
           <w:color w:val="4B5563"/>
           <w:sz w:val="18"/>
         </w:rPr>
-        <w:t>Year 2, default settings, all holding about 40 days of stock: value fill rate</w:t>
+        <w:t>Year 2, each policy holding about 40 days of stock. Lost sales = demand turned away, at cost; lower is better.</w:t>
       </w:r>
     </w:p>
     <w:p>
@@ -26259,7 +26437,7 @@
           <w:color w:val="4B5563"/>
           <w:sz w:val="18"/>
         </w:rPr>
-        <w:t>DDMRP (with customer orders · 39.9 d) 96.61% · DDMRP, spikes off (zones only · 39.8 d) 94.49% · Reorder point (tuned) (z = 1.88 · 40.1 d) 94.51% · bars start at 90%</w:t>
+        <w:t>THE LESSON — Buffer zones on their own add nothing · Lost sales, year 2, both holding ~40 days of stock: Reorder point (tuned, weekly) 2.49 M · DDMRP zones (orders ignored) 2.50 M [TIE]</w:t>
       </w:r>
     </w:p>
     <w:p>
@@ -26274,7 +26452,52 @@
           <w:color w:val="4B5563"/>
           <w:sz w:val="18"/>
         </w:rPr>
-        <w:t>Why: the edge is counting customer orders already placed (13.6% of demand value here), not the zones. And about 70% of the stock cut comes from recalculating weekly at all.</w:t>
+        <w:t>Same stock and the same fill rate, 94.49% vs 94.51%: the zones size stock no better than the classic rule.</w:t>
+      </w:r>
+    </w:p>
+    <w:p>
+      <w:pPr>
+        <w:spacing w:after="20"/>
+        <w:ind w:left="283"/>
+      </w:pPr>
+      <w:r>
+        <w:rPr>
+          <w:b w:val="0"/>
+          <w:i w:val="0"/>
+          <w:color w:val="4B5563"/>
+          <w:sz w:val="18"/>
+        </w:rPr>
+        <w:t>THE FIX, IN THE REPO — Count booked orders as soon as placed · Lost sales, same year, same ~40 days of stock: DDMRP (+ booked orders) 1.54 M [PICKED] · DDMRP zones (orders ignored) 2.50 M · Reorder point (tuned, weekly) 2.49 M</w:t>
+      </w:r>
+    </w:p>
+    <w:p>
+      <w:pPr>
+        <w:spacing w:after="20"/>
+        <w:ind w:left="283"/>
+      </w:pPr>
+      <w:r>
+        <w:rPr>
+          <w:b w:val="0"/>
+          <w:i w:val="0"/>
+          <w:color w:val="4B5563"/>
+          <w:sz w:val="18"/>
+        </w:rPr>
+        <w:t>policies.py: an order of at least half the red zone, due within the lead time, cuts net flow at once. On by default.</w:t>
+      </w:r>
+    </w:p>
+    <w:p>
+      <w:pPr>
+        <w:spacing w:after="20"/>
+        <w:ind w:left="283"/>
+      </w:pPr>
+      <w:r>
+        <w:rPr>
+          <w:b w:val="0"/>
+          <w:i w:val="0"/>
+          <w:color w:val="4B5563"/>
+          <w:sz w:val="18"/>
+        </w:rPr>
+        <w:t>PAYOFF — Lost sales −38% at the same stock · at today's 98.46% fill: 52.1 vs 65.9 days · DDMRP vs reorder point</w:t>
       </w:r>
     </w:p>
     <w:p>
@@ -26539,7 +26762,7 @@
                 <w:i w:val="0"/>
                 <w:sz w:val="12"/>
               </w:rPr>
-              <w:t>F-49</w:t>
+              <w:t>F-29</w:t>
             </w:r>
           </w:p>
         </w:tc>
@@ -26559,7 +26782,7 @@
                 <w:i w:val="0"/>
                 <w:sz w:val="15"/>
               </w:rPr>
-              <w:t>96.61% · 39.9 d</w:t>
+              <w:t>98.46%</w:t>
             </w:r>
           </w:p>
         </w:tc>
@@ -26588,7 +26811,7 @@
                 <w:i w:val="0"/>
                 <w:sz w:val="15"/>
               </w:rPr>
-              <w:t xml:space="preserve"> · policies.DDMRP.year_2</w:t>
+              <w:t xml:space="preserve"> · matched_service.target_value_fill_rate_year_2</w:t>
             </w:r>
           </w:p>
         </w:tc>
@@ -26608,7 +26831,7 @@
                 <w:i w:val="0"/>
                 <w:sz w:val="15"/>
               </w:rPr>
-              <w:t>-</w:t>
+              <w:t>x 100</w:t>
             </w:r>
           </w:p>
         </w:tc>
@@ -26650,7 +26873,7 @@
                 <w:i w:val="0"/>
                 <w:sz w:val="12"/>
               </w:rPr>
-              <w:t>F-50</w:t>
+              <w:t>F-49</w:t>
             </w:r>
           </w:p>
         </w:tc>
@@ -26669,7 +26892,7 @@
                 <w:i w:val="0"/>
                 <w:sz w:val="15"/>
               </w:rPr>
-              <w:t>94.49% · 39.8 d</w:t>
+              <w:t>2.49 M / 2.50 M / 1.54 M</w:t>
             </w:r>
           </w:p>
         </w:tc>
@@ -26697,7 +26920,7 @@
                 <w:i w:val="0"/>
                 <w:sz w:val="15"/>
               </w:rPr>
-              <w:t xml:space="preserve"> · policies['DDMRP, no order-spike visibility'].year_2</w:t>
+              <w:t xml:space="preserve"> · policies['reorder point (tuned)' | 'DDMRP, no order-spike visibility' | 'DDMRP'].year_2.lost_sales_value</w:t>
             </w:r>
           </w:p>
         </w:tc>
@@ -26716,7 +26939,7 @@
                 <w:i w:val="0"/>
                 <w:sz w:val="15"/>
               </w:rPr>
-              <w:t>-</w:t>
+              <w:t>/ 1e6, 2 decimals</w:t>
             </w:r>
           </w:p>
         </w:tc>
@@ -26758,7 +26981,7 @@
                 <w:i w:val="0"/>
                 <w:sz w:val="12"/>
               </w:rPr>
-              <w:t>F-51</w:t>
+              <w:t>F-50</w:t>
             </w:r>
           </w:p>
         </w:tc>
@@ -26778,7 +27001,7 @@
                 <w:i w:val="0"/>
                 <w:sz w:val="15"/>
               </w:rPr>
-              <w:t>94.51% · 40.1 d</w:t>
+              <w:t>about 40 days of stock / ~40 days of stock</w:t>
             </w:r>
           </w:p>
         </w:tc>
@@ -26799,7 +27022,7 @@
                 <w:i w:val="0"/>
                 <w:sz w:val="12"/>
               </w:rPr>
-              <w:t>outputs/results.json; config.py:59</w:t>
+              <w:t>outputs/results.json</w:t>
             </w:r>
             <w:r>
               <w:rPr>
@@ -26807,7 +27030,7 @@
                 <w:i w:val="0"/>
                 <w:sz w:val="15"/>
               </w:rPr>
-              <w:t xml:space="preserve"> · policies['reorder point (tuned)'].year_2</w:t>
+              <w:t xml:space="preserve"> · policies[*].year_2.dio_days</w:t>
             </w:r>
           </w:p>
         </w:tc>
@@ -26827,7 +27050,7 @@
                 <w:i w:val="0"/>
                 <w:sz w:val="15"/>
               </w:rPr>
-              <w:t>-</w:t>
+              <w:t>each within 40 ± 0.5 days</w:t>
             </w:r>
           </w:p>
         </w:tc>
@@ -26869,7 +27092,7 @@
                 <w:i w:val="0"/>
                 <w:sz w:val="12"/>
               </w:rPr>
-              <w:t>F-52</w:t>
+              <w:t>F-51</w:t>
             </w:r>
           </w:p>
         </w:tc>
@@ -26888,7 +27111,7 @@
                 <w:i w:val="0"/>
                 <w:sz w:val="15"/>
               </w:rPr>
-              <w:t>13.6% of demand value</w:t>
+              <w:t>−38%</w:t>
             </w:r>
           </w:p>
         </w:tc>
@@ -26916,7 +27139,7 @@
                 <w:i w:val="0"/>
                 <w:sz w:val="15"/>
               </w:rPr>
-              <w:t xml:space="preserve"> · dataset.bulk_share_of_simulated_demand_value = 0.13556</w:t>
+              <w:t xml:space="preserve"> · F-49</w:t>
             </w:r>
           </w:p>
         </w:tc>
@@ -26935,7 +27158,7 @@
                 <w:i w:val="0"/>
                 <w:sz w:val="15"/>
               </w:rPr>
-              <w:t>x 100</w:t>
+              <w:t>1.5405 / 2.5026 - 1 = -38.4%; 1.5405 / 2.4906 - 1 = -38.1%</w:t>
             </w:r>
           </w:p>
         </w:tc>
@@ -26977,6 +27200,117 @@
                 <w:i w:val="0"/>
                 <w:sz w:val="12"/>
               </w:rPr>
+              <w:t>F-52</w:t>
+            </w:r>
+          </w:p>
+        </w:tc>
+        <w:tc>
+          <w:tcPr>
+            <w:tcW w:type="dxa" w:w="1928"/>
+            <w:shd w:val="clear" w:color="auto" w:fill="F3F4F6"/>
+          </w:tcPr>
+          <w:p>
+            <w:pPr>
+              <w:spacing w:after="0"/>
+            </w:pPr>
+            <w:r/>
+            <w:r>
+              <w:rPr>
+                <w:b w:val="0"/>
+                <w:i w:val="0"/>
+                <w:sz w:val="15"/>
+              </w:rPr>
+              <w:t>policies.py: an order of at least half the red zone, due within the lead time, cuts net flow at once. On by default.</w:t>
+            </w:r>
+          </w:p>
+        </w:tc>
+        <w:tc>
+          <w:tcPr>
+            <w:tcW w:type="dxa" w:w="3402"/>
+            <w:shd w:val="clear" w:color="auto" w:fill="F3F4F6"/>
+          </w:tcPr>
+          <w:p>
+            <w:pPr>
+              <w:spacing w:after="0"/>
+            </w:pPr>
+            <w:r/>
+            <w:r>
+              <w:rPr>
+                <w:rFonts w:ascii="JetBrains Mono" w:hAnsi="JetBrains Mono" w:eastAsia="JetBrains Mono"/>
+                <w:b w:val="0"/>
+                <w:i w:val="0"/>
+                <w:sz w:val="12"/>
+              </w:rPr>
+              <w:t>src/ddmrp_buffers/policies.py:39-47, 119, 160-165; config.py:39; tests/test_simulation.py:79-97</w:t>
+            </w:r>
+            <w:r>
+              <w:rPr>
+                <w:b w:val="0"/>
+                <w:i w:val="0"/>
+                <w:sz w:val="15"/>
+              </w:rPr>
+              <w:t xml:space="preserve"> · Context.open_spikes, Ddmrp.use_spikes, spike_threshold_share = 0.5</w:t>
+            </w:r>
+          </w:p>
+        </w:tc>
+        <w:tc>
+          <w:tcPr>
+            <w:tcW w:type="dxa" w:w="3061"/>
+            <w:shd w:val="clear" w:color="auto" w:fill="F3F4F6"/>
+          </w:tcPr>
+          <w:p>
+            <w:pPr>
+              <w:spacing w:after="0"/>
+            </w:pPr>
+            <w:r/>
+            <w:r>
+              <w:rPr>
+                <w:b w:val="0"/>
+                <w:i w:val="0"/>
+                <w:sz w:val="15"/>
+              </w:rPr>
+              <w:t>-</w:t>
+            </w:r>
+          </w:p>
+        </w:tc>
+        <w:tc>
+          <w:tcPr>
+            <w:tcW w:type="dxa" w:w="850"/>
+            <w:shd w:val="clear" w:color="auto" w:fill="F3F4F6"/>
+          </w:tcPr>
+          <w:p>
+            <w:pPr>
+              <w:spacing w:after="0"/>
+            </w:pPr>
+            <w:r/>
+            <w:r>
+              <w:rPr>
+                <w:b w:val="0"/>
+                <w:i w:val="0"/>
+                <w:sz w:val="15"/>
+              </w:rPr>
+              <w:t>✓</w:t>
+            </w:r>
+          </w:p>
+        </w:tc>
+      </w:tr>
+      <w:tr>
+        <w:tc>
+          <w:tcPr>
+            <w:tcW w:type="dxa" w:w="624"/>
+          </w:tcPr>
+          <w:p>
+            <w:pPr>
+              <w:spacing w:after="0"/>
+            </w:pPr>
+            <w:r/>
+            <w:r>
+              <w:rPr>
+                <w:rFonts w:ascii="JetBrains Mono" w:hAnsi="JetBrains Mono" w:eastAsia="JetBrains Mono"/>
+                <w:b w:val="0"/>
+                <w:i w:val="0"/>
+                <w:sz w:val="12"/>
+              </w:rPr>
               <w:t>F-53</w:t>
             </w:r>
           </w:p>
@@ -26984,7 +27318,6 @@
         <w:tc>
           <w:tcPr>
             <w:tcW w:type="dxa" w:w="1928"/>
-            <w:shd w:val="clear" w:color="auto" w:fill="F3F4F6"/>
           </w:tcPr>
           <w:p>
             <w:pPr>
@@ -26997,14 +27330,13 @@
                 <w:i w:val="0"/>
                 <w:sz w:val="15"/>
               </w:rPr>
-              <w:t>about 70%</w:t>
+              <w:t>52.1 vs 65.9 days</w:t>
             </w:r>
           </w:p>
         </w:tc>
         <w:tc>
           <w:tcPr>
             <w:tcW w:type="dxa" w:w="3402"/>
-            <w:shd w:val="clear" w:color="auto" w:fill="F3F4F6"/>
           </w:tcPr>
           <w:p>
             <w:pPr>
@@ -27026,14 +27358,13 @@
                 <w:i w:val="0"/>
                 <w:sz w:val="15"/>
               </w:rPr>
-              <w:t xml:space="preserve"> · legacy DIO, matched-service DIO of reorder point and DDMRP</w:t>
+              <w:t xml:space="preserve"> · matched_service.dio_at_target</w:t>
             </w:r>
           </w:p>
         </w:tc>
         <w:tc>
           <w:tcPr>
             <w:tcW w:type="dxa" w:w="3061"/>
-            <w:shd w:val="clear" w:color="auto" w:fill="F3F4F6"/>
           </w:tcPr>
           <w:p>
             <w:pPr>
@@ -27046,14 +27377,13 @@
                 <w:i w:val="0"/>
                 <w:sz w:val="15"/>
               </w:rPr>
-              <w:t>(97.64 - 65.89) / (97.64 - 52.14) = 0.698</w:t>
+              <w:t>-</w:t>
             </w:r>
           </w:p>
         </w:tc>
         <w:tc>
           <w:tcPr>
             <w:tcW w:type="dxa" w:w="850"/>
-            <w:shd w:val="clear" w:color="auto" w:fill="F3F4F6"/>
           </w:tcPr>
           <w:p>
             <w:pPr>
@@ -27081,10 +27411,21 @@
       <w:r>
         <w:rPr>
           <w:b w:val="0"/>
+          <w:i/>
+          <w:color w:val="4B5563"/>
+          <w:sz w:val="17"/>
+        </w:rPr>
+        <w:t>F-49 note: Bars share one scale on both panels: 100 px per million (2.6 M = 260 px).</w:t>
+      </w:r>
+    </w:p>
+    <w:p>
+      <w:r>
+        <w:rPr>
+          <w:b w:val="0"/>
           <w:i w:val="0"/>
           <w:sz w:val="18"/>
         </w:rPr>
-        <w:t>Assumptions: A-02, A-05, A-07</w:t>
+        <w:t>Assumptions: A-02, A-03, A-05, A-07, A-08, A-09</w:t>
       </w:r>
     </w:p>
     <w:p>
@@ -27111,7 +27452,35 @@
           <w:i w:val="0"/>
           <w:sz w:val="18"/>
         </w:rPr>
-        <w:t>• Bar width = (fill - 90%) x 100 px per point.</w:t>
+        <w:t>• Bar width = 100 px per million of lost sales, one scale on both panels; neutral grey for every option, mint only for the picked fix.</w:t>
+      </w:r>
+    </w:p>
+    <w:p>
+      <w:pPr>
+        <w:spacing w:after="20"/>
+        <w:ind w:left="283"/>
+      </w:pPr>
+      <w:r>
+        <w:rPr>
+          <w:b w:val="0"/>
+          <w:i w:val="0"/>
+          <w:sz w:val="18"/>
+        </w:rPr>
+        <w:t>• 'TIE' marks the trap: zone sizing alone gives the reorder point's result.</w:t>
+      </w:r>
+    </w:p>
+    <w:p>
+      <w:pPr>
+        <w:spacing w:after="20"/>
+        <w:ind w:left="283"/>
+      </w:pPr>
+      <w:r>
+        <w:rPr>
+          <w:b w:val="0"/>
+          <w:i w:val="0"/>
+          <w:sz w:val="18"/>
+        </w:rPr>
+        <w:t>• 'PICKED' = the repo's default DDMRP policy (use_spikes=True); it is the policy behind every headline number.</w:t>
       </w:r>
     </w:p>
     <w:p>
@@ -27121,7 +27490,7 @@
           <w:i w:val="0"/>
           <w:sz w:val="18"/>
         </w:rPr>
-        <w:t>To change this slide: Rows #twist-r1..r3 and #twist-verdict in compositions/s06-twist.html.</w:t>
+        <w:t>To change this slide: Rows #twist-l1..l2 / #twist-r1..r3, the notes and #twist-payoff in compositions/s06-twist.html; bar widths are lost sales in millions x 100 px.</w:t>
       </w:r>
     </w:p>
     <w:p>
@@ -27145,7 +27514,7 @@
           <w:color w:val="4B5563"/>
           <w:sz w:val="18"/>
         </w:rPr>
-        <w:t xml:space="preserve">82.0-86.4 s · composition </w:t>
+        <w:t xml:space="preserve">84.8-89.2 s · composition </w:t>
       </w:r>
       <w:r>
         <w:rPr>
@@ -27286,6 +27655,21 @@
     </w:p>
     <w:p>
       <w:pPr>
+        <w:spacing w:after="20"/>
+        <w:ind w:left="283"/>
+      </w:pPr>
+      <w:r>
+        <w:rPr>
+          <w:b w:val="0"/>
+          <w:i w:val="0"/>
+          <w:color w:val="4B5563"/>
+          <w:sz w:val="18"/>
+        </w:rPr>
+        <w:t>One command rebuilds every table the numbers in this video come from.</w:t>
+      </w:r>
+    </w:p>
+    <w:p>
+      <w:pPr>
         <w:spacing w:after="40"/>
       </w:pPr>
       <w:r>
@@ -28415,7 +28799,7 @@
                 <w:i w:val="0"/>
                 <w:sz w:val="15"/>
               </w:rPr>
-              <w:t>F-08, F-09, F-16, F-17, F-18, F-36, F-37, F-38, F-49, F-50, F-51, F-52</w:t>
+              <w:t>F-08, F-09, F-16, F-17, F-18, F-36, F-37, F-38, F-49, F-51</w:t>
             </w:r>
           </w:p>
         </w:tc>
@@ -28516,7 +28900,7 @@
                 <w:i w:val="0"/>
                 <w:sz w:val="15"/>
               </w:rPr>
-              <w:t>F-18, F-29, F-33, F-34, F-43, F-44, F-49, F-50, F-51, F-53</w:t>
+              <w:t>F-18, F-29, F-33, F-34, F-43, F-44, F-49, F-51, F-53</w:t>
             </w:r>
           </w:p>
         </w:tc>
@@ -28616,7 +29000,7 @@
                 <w:i w:val="0"/>
                 <w:sz w:val="15"/>
               </w:rPr>
-              <w:t>F-07, F-21, F-33, F-34, F-41, F-44, F-49, F-50, F-51</w:t>
+              <w:t>F-07, F-21, F-33, F-34, F-41, F-44, F-49, F-50, F-51, F-53</w:t>
             </w:r>
           </w:p>
         </w:tc>
@@ -28717,7 +29101,7 @@
                 <w:i w:val="0"/>
                 <w:sz w:val="15"/>
               </w:rPr>
-              <w:t>F-11, F-12, F-22, F-33, F-34, F-36, F-37, F-38, F-40, F-42, F-43, F-44, F-49, F-50</w:t>
+              <w:t>F-11, F-12, F-22, F-33, F-34, F-36, F-37, F-38, F-40, F-42, F-43, F-44, F-49, F-50, F-51, F-52, F-53</w:t>
             </w:r>
           </w:p>
         </w:tc>
@@ -28918,7 +29302,7 @@
                 <w:i w:val="0"/>
                 <w:sz w:val="15"/>
               </w:rPr>
-              <w:t>F-25, F-27, F-33, F-34, F-43, F-44, F-51, F-53</w:t>
+              <w:t>F-25, F-27, F-33, F-34, F-43, F-44, F-49, F-50, F-53</w:t>
             </w:r>
           </w:p>
         </w:tc>
@@ -29521,7 +29905,7 @@
                 <w:i w:val="0"/>
                 <w:sz w:val="15"/>
               </w:rPr>
-              <w:t>F-04, F-05, F-06, F-10, F-14, F-20, F-34, F-43, F-46, F-52, F-53</w:t>
+              <w:t>F-04, F-05, F-06, F-10, F-14, F-20, F-34, F-43, F-46, F-49, F-50, F-51</w:t>
             </w:r>
           </w:p>
         </w:tc>
@@ -29797,6 +30181,34 @@
           <w:sz w:val="19"/>
         </w:rPr>
         <w:t>• The architecture slide groups two code paths as 'alternate rules': the no-spike ablation arm and the slow-mover rule (strangers keep the red zone only, dormant SKUs are bought only against an order in hand).</w:t>
+      </w:r>
+    </w:p>
+    <w:p>
+      <w:pPr>
+        <w:spacing w:after="40"/>
+        <w:ind w:left="227"/>
+      </w:pPr>
+      <w:r>
+        <w:rPr>
+          <w:b w:val="0"/>
+          <w:i w:val="0"/>
+          <w:sz w:val="19"/>
+        </w:rPr>
+        <w:t>• Slide 09 shows the lesson on lost sales at default settings (all three policies hold 39.8-40.1 days). Two findings it no longer shows are still in the README ('The result', findings 1 and 2): about 70% of the stock cut at matched service comes from recalculating weekly (a tuned reorder point already gets 97.6 to 65.9 days), and bulk orders are 13.6% of simulated demand value, which is why counting them pays off here.</w:t>
+      </w:r>
+    </w:p>
+    <w:p>
+      <w:pPr>
+        <w:spacing w:after="40"/>
+        <w:ind w:left="227"/>
+      </w:pPr>
+      <w:r>
+        <w:rPr>
+          <w:b w:val="0"/>
+          <w:i w:val="0"/>
+          <w:sz w:val="19"/>
+        </w:rPr>
+        <w:t>• The fix on slide 09 (counting booked orders) is DDMRP's standard net flow equation, implemented in policies.py and switched off only in the ablation arm; its size depends on how many orders are booked ahead in the generated data (A-02, README 'Known limitations').</w:t>
       </w:r>
     </w:p>
     <w:p>
